--- a/MANUSCRIPTS-PUBLICATIONS/PIM-Fx Manuscript_draft.docx
+++ b/MANUSCRIPTS-PUBLICATIONS/PIM-Fx Manuscript_draft.docx
@@ -57,19 +57,11 @@
         </w:rPr>
         <w:t xml:space="preserve"> and </w:t>
       </w:r>
-      <w:proofErr w:type="spellStart"/>
-      <w:r>
-        <w:rPr>
-          <w:rFonts w:ascii="Times New Roman" w:hAnsi="Times New Roman" w:cs="Times New Roman"/>
-        </w:rPr>
-        <w:t>Ruilan</w:t>
-      </w:r>
-      <w:proofErr w:type="spellEnd"/>
-      <w:r>
-        <w:rPr>
-          <w:rFonts w:ascii="Times New Roman" w:hAnsi="Times New Roman" w:cs="Times New Roman"/>
-        </w:rPr>
-        <w:t xml:space="preserve"> Guo</w:t>
+      <w:r>
+        <w:rPr>
+          <w:rFonts w:ascii="Times New Roman" w:hAnsi="Times New Roman" w:cs="Times New Roman"/>
+        </w:rPr>
+        <w:t>Ruilan Guo</w:t>
       </w:r>
       <w:r>
         <w:rPr>
@@ -108,6 +100,7 @@
       <w:r>
         <w:rPr>
           <w:rFonts w:ascii="Times New Roman" w:hAnsi="Times New Roman" w:cs="Times New Roman"/>
+          <w:highlight w:val="yellow"/>
         </w:rPr>
         <w:t>* Corresponding author: rguo@nd.edu</w:t>
       </w:r>
@@ -154,35 +147,7 @@
         <w:rPr>
           <w:rFonts w:ascii="Times New Roman" w:hAnsi="Times New Roman" w:cs="Times New Roman"/>
         </w:rPr>
-        <w:t xml:space="preserve"> we report a new class of fluorinated ladder polymers of intrinsic microporosity (PIM-F) by incorporating </w:t>
-      </w:r>
-      <w:proofErr w:type="spellStart"/>
-      <w:r>
-        <w:rPr>
-          <w:rFonts w:ascii="Times New Roman" w:hAnsi="Times New Roman" w:cs="Times New Roman"/>
-        </w:rPr>
-        <w:t>decafluorobiphenyl</w:t>
-      </w:r>
-      <w:proofErr w:type="spellEnd"/>
-      <w:r>
-        <w:rPr>
-          <w:rFonts w:ascii="Times New Roman" w:hAnsi="Times New Roman" w:cs="Times New Roman"/>
-        </w:rPr>
-        <w:t xml:space="preserve"> (DFBP) moieties to engineer sorption-driven selectivity and suppress pressure-induced plasticization. By systematically varying DFBP incorporation, we tune free volume distribution, </w:t>
-      </w:r>
-      <w:proofErr w:type="spellStart"/>
-      <w:r>
-        <w:rPr>
-          <w:rFonts w:ascii="Times New Roman" w:hAnsi="Times New Roman" w:cs="Times New Roman"/>
-        </w:rPr>
-        <w:t>fluorophilic</w:t>
-      </w:r>
-      <w:proofErr w:type="spellEnd"/>
-      <w:r>
-        <w:rPr>
-          <w:rFonts w:ascii="Times New Roman" w:hAnsi="Times New Roman" w:cs="Times New Roman"/>
-        </w:rPr>
-        <w:t xml:space="preserve"> interactions, and chain rigidity. Dense and free-standing defect-free films demonstrate exceptional R-32/R-125 selectivity of about 51 and 62 for the 50% and 75 % copolymer compositions with very high permeabilities under operating pressures up to 100 psi. Structure–property correlations reveal that increasing fluorination enhances plasticization resistance while preserving favorable permeability–selectivity tradeoffs. This membrane platform provides a scalable, energy-efficient pathway for refrigerant separation and reclamation and supports environmentally compliant HFC recovery.</w:t>
+        <w:t xml:space="preserve"> we report a new class of fluorinated ladder polymers of intrinsic microporosity (PIM-F) by incorporating decafluorobiphenyl (DFBP) moieties to engineer sorption-driven selectivity and suppress pressure-induced plasticization. By systematically varying DFBP incorporation, we tune free volume distribution, fluorophilic interactions, and chain rigidity. Dense and free-standing defect-free films demonstrate exceptional R-32/R-125 selectivity of about 51 and 62 for the 50% and 75 % copolymer compositions with very high permeabilities under operating pressures up to 100 psi. Structure–property correlations reveal that increasing fluorination enhances plasticization resistance while preserving favorable permeability–selectivity tradeoffs. This membrane platform provides a scalable, energy-efficient pathway for refrigerant separation and reclamation and supports environmentally compliant HFC recovery.</w:t>
       </w:r>
     </w:p>
     <w:p>
@@ -354,21 +319,7 @@
         <w:rPr>
           <w:rFonts w:ascii="Times New Roman" w:hAnsi="Times New Roman" w:cs="Times New Roman"/>
         </w:rPr>
-        <w:t xml:space="preserve">primarily hydrofluorocarbons (HFCs) with some </w:t>
-      </w:r>
-      <w:proofErr w:type="spellStart"/>
-      <w:r>
-        <w:rPr>
-          <w:rFonts w:ascii="Times New Roman" w:hAnsi="Times New Roman" w:cs="Times New Roman"/>
-        </w:rPr>
-        <w:t>hydrofluoroolefins</w:t>
-      </w:r>
-      <w:proofErr w:type="spellEnd"/>
-      <w:r>
-        <w:rPr>
-          <w:rFonts w:ascii="Times New Roman" w:hAnsi="Times New Roman" w:cs="Times New Roman"/>
-        </w:rPr>
-        <w:t xml:space="preserve"> (HFOs) that are designed to balance thermodynamic efficiency, flammability, and toxicity. Yet, many widely deployed HFC-rich mixtures still exhibit very high global warming potentials thousands of times higher than CO₂ and have long atmospheric lifetimes which </w:t>
+        <w:t xml:space="preserve">primarily hydrofluorocarbons (HFCs) with some hydrofluoroolefins (HFOs) that are designed to balance thermodynamic efficiency, flammability, and toxicity. Yet, many widely deployed HFC-rich mixtures still exhibit very high global warming potentials thousands of times higher than CO₂ and have long atmospheric lifetimes which </w:t>
       </w:r>
       <w:r>
         <w:rPr>
@@ -556,35 +507,7 @@
           <w:rFonts w:ascii="Times New Roman" w:hAnsi="Times New Roman" w:cs="Times New Roman"/>
         </w:rPr>
         <w:noBreakHyphen/>
-        <w:t xml:space="preserve">410A (GWP =2088) which is an </w:t>
-      </w:r>
-      <w:proofErr w:type="spellStart"/>
-      <w:r>
-        <w:rPr>
-          <w:rFonts w:ascii="Times New Roman" w:hAnsi="Times New Roman" w:cs="Times New Roman"/>
-        </w:rPr>
-        <w:t>equimass</w:t>
-      </w:r>
-      <w:proofErr w:type="spellEnd"/>
-      <w:r>
-        <w:rPr>
-          <w:rFonts w:ascii="Times New Roman" w:hAnsi="Times New Roman" w:cs="Times New Roman"/>
-        </w:rPr>
-        <w:t xml:space="preserve"> mixture of difluoromethane (R32, GWP=675) and </w:t>
-      </w:r>
-      <w:proofErr w:type="spellStart"/>
-      <w:r>
-        <w:rPr>
-          <w:rFonts w:ascii="Times New Roman" w:hAnsi="Times New Roman" w:cs="Times New Roman"/>
-        </w:rPr>
-        <w:t>pentafluroethane</w:t>
-      </w:r>
-      <w:proofErr w:type="spellEnd"/>
-      <w:r>
-        <w:rPr>
-          <w:rFonts w:ascii="Times New Roman" w:hAnsi="Times New Roman" w:cs="Times New Roman"/>
-        </w:rPr>
-        <w:t xml:space="preserve"> (R</w:t>
+        <w:t>410A (GWP =2088) which is an equimass mixture of difluoromethane (R32, GWP=675) and pentafluroethane (R</w:t>
       </w:r>
       <w:r>
         <w:rPr>
@@ -610,23 +533,7 @@
           <w:rFonts w:ascii="Times New Roman" w:hAnsi="Times New Roman" w:cs="Times New Roman"/>
           <w:spacing w:val="1"/>
         </w:rPr>
-        <w:t xml:space="preserve"> This value-added R32 needs to be preferentially separated from the refrigerant blend R410A for the final goal of </w:t>
-      </w:r>
-      <w:proofErr w:type="spellStart"/>
-      <w:r>
-        <w:rPr>
-          <w:rFonts w:ascii="Times New Roman" w:hAnsi="Times New Roman" w:cs="Times New Roman"/>
-          <w:spacing w:val="1"/>
-        </w:rPr>
-        <w:t>reblending</w:t>
-      </w:r>
-      <w:proofErr w:type="spellEnd"/>
-      <w:r>
-        <w:rPr>
-          <w:rFonts w:ascii="Times New Roman" w:hAnsi="Times New Roman" w:cs="Times New Roman"/>
-          <w:spacing w:val="1"/>
-        </w:rPr>
-        <w:t xml:space="preserve"> with other HFOs for the reformulation of new HFC/HFO low GWP refrigerant mixtures.</w:t>
+        <w:t xml:space="preserve"> This value-added R32 needs to be preferentially separated from the refrigerant blend R410A for the final goal of reblending with other HFOs for the reformulation of new HFC/HFO low GWP refrigerant mixtures.</w:t>
       </w:r>
       <w:sdt>
         <w:sdtPr>
@@ -1447,21 +1354,7 @@
         <w:rPr>
           <w:rFonts w:ascii="Times New Roman" w:hAnsi="Times New Roman" w:cs="Times New Roman"/>
         </w:rPr>
-        <w:t>PIM-</w:t>
-      </w:r>
-      <w:proofErr w:type="spellStart"/>
-      <w:r>
-        <w:rPr>
-          <w:rFonts w:ascii="Times New Roman" w:hAnsi="Times New Roman" w:cs="Times New Roman"/>
-        </w:rPr>
-        <w:t>Fx</w:t>
-      </w:r>
-      <w:proofErr w:type="spellEnd"/>
-      <w:r>
-        <w:rPr>
-          <w:rFonts w:ascii="Times New Roman" w:hAnsi="Times New Roman" w:cs="Times New Roman"/>
-        </w:rPr>
-        <w:t xml:space="preserve"> were created</w:t>
+        <w:t>PIM-Fx were created</w:t>
       </w:r>
       <w:r>
         <w:rPr>
@@ -1485,21 +1378,7 @@
         <w:rPr>
           <w:rFonts w:ascii="Times New Roman" w:hAnsi="Times New Roman" w:cs="Times New Roman"/>
         </w:rPr>
-        <w:t xml:space="preserve"> </w:t>
-      </w:r>
-      <w:proofErr w:type="spellStart"/>
-      <w:r>
-        <w:rPr>
-          <w:rFonts w:ascii="Times New Roman" w:hAnsi="Times New Roman" w:cs="Times New Roman"/>
-        </w:rPr>
-        <w:t>Decafluorobiphenyl</w:t>
-      </w:r>
-      <w:proofErr w:type="spellEnd"/>
-      <w:r>
-        <w:rPr>
-          <w:rFonts w:ascii="Times New Roman" w:hAnsi="Times New Roman" w:cs="Times New Roman"/>
-        </w:rPr>
-        <w:t xml:space="preserve"> (DFBP) </w:t>
+        <w:t xml:space="preserve"> Decafluorobiphenyl (DFBP) </w:t>
       </w:r>
       <w:r>
         <w:rPr>
@@ -1694,47 +1573,11 @@
           <w:bCs/>
         </w:rPr>
       </w:pPr>
-      <w:proofErr w:type="spellStart"/>
-      <w:r>
-        <w:rPr>
-          <w:rFonts w:ascii="Times New Roman" w:hAnsi="Times New Roman" w:cs="Times New Roman"/>
-        </w:rPr>
-        <w:t>Tetrafluoroterephthalonitrile</w:t>
-      </w:r>
-      <w:proofErr w:type="spellEnd"/>
-      <w:r>
-        <w:rPr>
-          <w:rFonts w:ascii="Times New Roman" w:hAnsi="Times New Roman" w:cs="Times New Roman"/>
-        </w:rPr>
-        <w:t xml:space="preserve"> 99% (TFTPN) and </w:t>
-      </w:r>
-      <w:proofErr w:type="spellStart"/>
-      <w:r>
-        <w:rPr>
-          <w:rFonts w:ascii="Times New Roman" w:hAnsi="Times New Roman" w:cs="Times New Roman"/>
-        </w:rPr>
-        <w:t>decafluorobiphenyl</w:t>
-      </w:r>
-      <w:proofErr w:type="spellEnd"/>
-      <w:r>
-        <w:rPr>
-          <w:rFonts w:ascii="Times New Roman" w:hAnsi="Times New Roman" w:cs="Times New Roman"/>
-        </w:rPr>
-        <w:t xml:space="preserve"> 99% (DFBP) were purchased from Sigma-Aldrich and used as received. 5,5′,6,6′ Tetrahydroxy-3,3,3′,3′-tetramethyl-1,1′-spirobisindane (TTSBI, 97%) was purchased from </w:t>
-      </w:r>
-      <w:proofErr w:type="spellStart"/>
-      <w:r>
-        <w:rPr>
-          <w:rFonts w:ascii="Times New Roman" w:hAnsi="Times New Roman" w:cs="Times New Roman"/>
-        </w:rPr>
-        <w:t>Thermo</w:t>
-      </w:r>
-      <w:proofErr w:type="spellEnd"/>
-      <w:r>
-        <w:rPr>
-          <w:rFonts w:ascii="Times New Roman" w:hAnsi="Times New Roman" w:cs="Times New Roman"/>
-        </w:rPr>
-        <w:t xml:space="preserve"> Scientific and used as received. Potassium carbonate</w:t>
+      <w:r>
+        <w:rPr>
+          <w:rFonts w:ascii="Times New Roman" w:hAnsi="Times New Roman" w:cs="Times New Roman"/>
+        </w:rPr>
+        <w:t>Tetrafluoroterephthalonitrile 99% (TFTPN) and decafluorobiphenyl 99% (DFBP) were purchased from Sigma-Aldrich and used as received. 5,5′,6,6′ Tetrahydroxy-3,3,3′,3′-tetramethyl-1,1′-spirobisindane (TTSBI, 97%) was purchased from Thermo Scientific and used as received. Potassium carbonate</w:t>
       </w:r>
       <w:r>
         <w:rPr>
@@ -1824,14 +1667,7 @@
         <w:rPr>
           <w:rFonts w:ascii="Times New Roman" w:hAnsi="Times New Roman" w:cs="Times New Roman"/>
         </w:rPr>
-        <w:t>PIM-</w:t>
-      </w:r>
-      <w:proofErr w:type="spellStart"/>
-      <w:r>
-        <w:rPr>
-          <w:rFonts w:ascii="Times New Roman" w:hAnsi="Times New Roman" w:cs="Times New Roman"/>
-        </w:rPr>
-        <w:t>F</w:t>
+        <w:t>PIM-F</w:t>
       </w:r>
       <w:r>
         <w:rPr>
@@ -1840,7 +1676,6 @@
         </w:rPr>
         <w:t>x</w:t>
       </w:r>
-      <w:proofErr w:type="spellEnd"/>
       <w:r>
         <w:rPr>
           <w:rFonts w:ascii="Times New Roman" w:hAnsi="Times New Roman" w:cs="Times New Roman"/>
@@ -2022,16 +1857,7 @@
           <w:b/>
           <w:bCs/>
         </w:rPr>
-        <w:t>. Synthesis of PIM-</w:t>
-      </w:r>
-      <w:proofErr w:type="spellStart"/>
-      <w:r>
-        <w:rPr>
-          <w:rFonts w:ascii="Times New Roman" w:hAnsi="Times New Roman" w:cs="Times New Roman"/>
-          <w:b/>
-          <w:bCs/>
-        </w:rPr>
-        <w:t>F</w:t>
+        <w:t>. Synthesis of PIM-F</w:t>
       </w:r>
       <w:r>
         <w:rPr>
@@ -2040,17 +1866,7 @@
           <w:bCs/>
           <w:vertAlign w:val="subscript"/>
         </w:rPr>
-        <w:t>x</w:t>
-      </w:r>
-      <w:proofErr w:type="spellEnd"/>
-      <w:r>
-        <w:rPr>
-          <w:rFonts w:ascii="Times New Roman" w:hAnsi="Times New Roman" w:cs="Times New Roman"/>
-          <w:b/>
-          <w:bCs/>
-          <w:vertAlign w:val="subscript"/>
-        </w:rPr>
-        <w:t xml:space="preserve"> </w:t>
+        <w:t xml:space="preserve">x </w:t>
       </w:r>
       <w:r>
         <w:rPr>
@@ -2107,9 +1923,152 @@
         <w:rPr>
           <w:rFonts w:ascii="Times New Roman" w:hAnsi="Times New Roman" w:cs="Times New Roman"/>
         </w:rPr>
-        <w:t>PIM-</w:t>
-      </w:r>
-      <w:proofErr w:type="spellStart"/>
+        <w:t>PIM-F</w:t>
+      </w:r>
+      <w:r>
+        <w:rPr>
+          <w:rFonts w:ascii="Times New Roman" w:hAnsi="Times New Roman" w:cs="Times New Roman"/>
+          <w:vertAlign w:val="subscript"/>
+        </w:rPr>
+        <w:t>x</w:t>
+      </w:r>
+      <w:r>
+        <w:rPr>
+          <w:rFonts w:ascii="Times New Roman" w:hAnsi="Times New Roman" w:cs="Times New Roman"/>
+        </w:rPr>
+        <w:t>) were</w:t>
+      </w:r>
+      <w:r>
+        <w:rPr>
+          <w:rFonts w:ascii="Times New Roman" w:hAnsi="Times New Roman" w:cs="Times New Roman"/>
+        </w:rPr>
+        <w:t xml:space="preserve"> </w:t>
+      </w:r>
+      <w:r>
+        <w:rPr>
+          <w:rFonts w:ascii="Times New Roman" w:hAnsi="Times New Roman" w:cs="Times New Roman"/>
+        </w:rPr>
+        <w:t>synthesized via nucleophilic aromatic substitution (S</w:t>
+      </w:r>
+      <w:r>
+        <w:rPr>
+          <w:rFonts w:ascii="Times New Roman" w:hAnsi="Times New Roman" w:cs="Times New Roman"/>
+          <w:vertAlign w:val="subscript"/>
+        </w:rPr>
+        <w:t>N</w:t>
+      </w:r>
+      <w:r>
+        <w:rPr>
+          <w:rFonts w:ascii="Times New Roman" w:hAnsi="Times New Roman" w:cs="Times New Roman"/>
+        </w:rPr>
+        <w:t>Ar) polycondensation reaction between TTSBI, TFTPN</w:t>
+      </w:r>
+      <w:r>
+        <w:rPr>
+          <w:rFonts w:ascii="Times New Roman" w:hAnsi="Times New Roman" w:cs="Times New Roman"/>
+        </w:rPr>
+        <w:t>,</w:t>
+      </w:r>
+      <w:r>
+        <w:rPr>
+          <w:rFonts w:ascii="Times New Roman" w:hAnsi="Times New Roman" w:cs="Times New Roman"/>
+        </w:rPr>
+        <w:t xml:space="preserve"> and </w:t>
+      </w:r>
+      <w:r>
+        <w:rPr>
+          <w:rFonts w:ascii="Times New Roman" w:hAnsi="Times New Roman" w:cs="Times New Roman"/>
+        </w:rPr>
+        <w:lastRenderedPageBreak/>
+        <w:t xml:space="preserve">the fluorinated comonomer, DFBP (decafluorobiphenyl). The fluorinated copolymers exhibiting varied degrees of fluorination are shown in </w:t>
+      </w:r>
+      <w:r>
+        <w:rPr>
+          <w:rFonts w:ascii="Times New Roman" w:hAnsi="Times New Roman" w:cs="Times New Roman"/>
+          <w:b/>
+          <w:bCs/>
+        </w:rPr>
+        <w:t>Scheme 1</w:t>
+      </w:r>
+      <w:r>
+        <w:rPr>
+          <w:rFonts w:ascii="Times New Roman" w:hAnsi="Times New Roman" w:cs="Times New Roman"/>
+        </w:rPr>
+        <w:t>. This variation was done by adjusting the molar ratio between TFTPN and DFBP to generate a copolymer series denoted as PIM-F</w:t>
+      </w:r>
+      <w:r>
+        <w:rPr>
+          <w:rFonts w:ascii="Times New Roman" w:hAnsi="Times New Roman" w:cs="Times New Roman"/>
+          <w:vertAlign w:val="subscript"/>
+        </w:rPr>
+        <w:t>x</w:t>
+      </w:r>
+      <w:r>
+        <w:rPr>
+          <w:rFonts w:ascii="Times New Roman" w:hAnsi="Times New Roman" w:cs="Times New Roman"/>
+        </w:rPr>
+        <w:t>,</w:t>
+      </w:r>
+      <w:r>
+        <w:rPr>
+          <w:rFonts w:ascii="Times New Roman" w:hAnsi="Times New Roman" w:cs="Times New Roman"/>
+        </w:rPr>
+        <w:t xml:space="preserve"> </w:t>
+      </w:r>
+      <w:r>
+        <w:rPr>
+          <w:rFonts w:ascii="Times New Roman" w:hAnsi="Times New Roman" w:cs="Times New Roman"/>
+        </w:rPr>
+        <w:t xml:space="preserve">where x represents the mol% of DFBP. </w:t>
+      </w:r>
+      <w:r>
+        <w:rPr>
+          <w:rFonts w:ascii="Times New Roman" w:hAnsi="Times New Roman" w:cs="Times New Roman"/>
+        </w:rPr>
+        <w:t>A t</w:t>
+      </w:r>
+      <w:r>
+        <w:rPr>
+          <w:rFonts w:ascii="Times New Roman" w:hAnsi="Times New Roman" w:cs="Times New Roman"/>
+        </w:rPr>
+        <w:t xml:space="preserve">ypical </w:t>
+      </w:r>
+      <w:r>
+        <w:rPr>
+          <w:rFonts w:ascii="Times New Roman" w:hAnsi="Times New Roman" w:cs="Times New Roman"/>
+        </w:rPr>
+        <w:t xml:space="preserve">copolymer </w:t>
+      </w:r>
+      <w:r>
+        <w:rPr>
+          <w:rFonts w:ascii="Times New Roman" w:hAnsi="Times New Roman" w:cs="Times New Roman"/>
+        </w:rPr>
+        <w:t xml:space="preserve">synthesis </w:t>
+      </w:r>
+      <w:r>
+        <w:rPr>
+          <w:rFonts w:ascii="Times New Roman" w:hAnsi="Times New Roman" w:cs="Times New Roman"/>
+        </w:rPr>
+        <w:t>is as follows</w:t>
+      </w:r>
+      <w:r>
+        <w:rPr>
+          <w:rFonts w:ascii="Times New Roman" w:hAnsi="Times New Roman" w:cs="Times New Roman"/>
+        </w:rPr>
+        <w:t xml:space="preserve"> </w:t>
+      </w:r>
+      <w:r>
+        <w:rPr>
+          <w:rFonts w:ascii="Times New Roman" w:hAnsi="Times New Roman" w:cs="Times New Roman"/>
+        </w:rPr>
+        <w:t>using</w:t>
+      </w:r>
+      <w:r>
+        <w:rPr>
+          <w:rFonts w:ascii="Times New Roman" w:hAnsi="Times New Roman" w:cs="Times New Roman"/>
+        </w:rPr>
+        <w:t xml:space="preserve"> PIM-</w:t>
+      </w:r>
       <w:r>
         <w:rPr>
           <w:rFonts w:ascii="Times New Roman" w:hAnsi="Times New Roman" w:cs="Times New Roman"/>
@@ -2121,14 +2080,7 @@
           <w:rFonts w:ascii="Times New Roman" w:hAnsi="Times New Roman" w:cs="Times New Roman"/>
           <w:vertAlign w:val="subscript"/>
         </w:rPr>
-        <w:t>x</w:t>
-      </w:r>
-      <w:proofErr w:type="spellEnd"/>
-      <w:r>
-        <w:rPr>
-          <w:rFonts w:ascii="Times New Roman" w:hAnsi="Times New Roman" w:cs="Times New Roman"/>
-        </w:rPr>
-        <w:t>) were</w:t>
+        <w:t>0.5</w:t>
       </w:r>
       <w:r>
         <w:rPr>
@@ -2140,34 +2092,43 @@
         <w:rPr>
           <w:rFonts w:ascii="Times New Roman" w:hAnsi="Times New Roman" w:cs="Times New Roman"/>
         </w:rPr>
-        <w:t>synthesized via nucleophilic aromatic substitution (</w:t>
-      </w:r>
-      <w:proofErr w:type="spellStart"/>
-      <w:r>
-        <w:rPr>
-          <w:rFonts w:ascii="Times New Roman" w:hAnsi="Times New Roman" w:cs="Times New Roman"/>
-        </w:rPr>
-        <w:t>S</w:t>
-      </w:r>
-      <w:r>
-        <w:rPr>
-          <w:rFonts w:ascii="Times New Roman" w:hAnsi="Times New Roman" w:cs="Times New Roman"/>
-          <w:vertAlign w:val="subscript"/>
-        </w:rPr>
-        <w:t>N</w:t>
-      </w:r>
-      <w:r>
-        <w:rPr>
-          <w:rFonts w:ascii="Times New Roman" w:hAnsi="Times New Roman" w:cs="Times New Roman"/>
-        </w:rPr>
-        <w:t>Ar</w:t>
-      </w:r>
-      <w:proofErr w:type="spellEnd"/>
-      <w:r>
-        <w:rPr>
-          <w:rFonts w:ascii="Times New Roman" w:hAnsi="Times New Roman" w:cs="Times New Roman"/>
-        </w:rPr>
-        <w:t>) polycondensation reaction between TTSBI, TFTPN</w:t>
+        <w:t>copolymer as an example</w:t>
+      </w:r>
+      <w:r>
+        <w:rPr>
+          <w:rFonts w:ascii="Times New Roman" w:hAnsi="Times New Roman" w:cs="Times New Roman"/>
+        </w:rPr>
+        <w:t>:</w:t>
+      </w:r>
+      <w:r>
+        <w:rPr>
+          <w:rFonts w:ascii="Times New Roman" w:hAnsi="Times New Roman" w:cs="Times New Roman"/>
+        </w:rPr>
+        <w:t xml:space="preserve"> TTSBI</w:t>
+      </w:r>
+      <w:r>
+        <w:rPr>
+          <w:rFonts w:ascii="Times New Roman" w:hAnsi="Times New Roman" w:cs="Times New Roman"/>
+        </w:rPr>
+        <w:t xml:space="preserve"> (1.5g, </w:t>
+      </w:r>
+      <w:r>
+        <w:rPr>
+          <w:rFonts w:ascii="Times New Roman" w:hAnsi="Times New Roman" w:cs="Times New Roman"/>
+        </w:rPr>
+        <w:t>4.4</w:t>
+      </w:r>
+      <w:r>
+        <w:rPr>
+          <w:rFonts w:ascii="Times New Roman" w:hAnsi="Times New Roman" w:cs="Times New Roman"/>
+        </w:rPr>
+        <w:t>mmol)</w:t>
+      </w:r>
+      <w:r>
+        <w:rPr>
+          <w:rFonts w:ascii="Times New Roman" w:hAnsi="Times New Roman" w:cs="Times New Roman"/>
+        </w:rPr>
+        <w:t xml:space="preserve"> was mixed with potassium carbonate at a 1:2.05 molar ratio in 10 ml DMF</w:t>
       </w:r>
       <w:r>
         <w:rPr>
@@ -2179,63 +2140,7 @@
         <w:rPr>
           <w:rFonts w:ascii="Times New Roman" w:hAnsi="Times New Roman" w:cs="Times New Roman"/>
         </w:rPr>
-        <w:t xml:space="preserve"> and </w:t>
-      </w:r>
-      <w:r>
-        <w:rPr>
-          <w:rFonts w:ascii="Times New Roman" w:hAnsi="Times New Roman" w:cs="Times New Roman"/>
-        </w:rPr>
-        <w:lastRenderedPageBreak/>
-        <w:t>the fluorinated comonomer, DFBP (</w:t>
-      </w:r>
-      <w:proofErr w:type="spellStart"/>
-      <w:r>
-        <w:rPr>
-          <w:rFonts w:ascii="Times New Roman" w:hAnsi="Times New Roman" w:cs="Times New Roman"/>
-        </w:rPr>
-        <w:t>decafluorobiphenyl</w:t>
-      </w:r>
-      <w:proofErr w:type="spellEnd"/>
-      <w:r>
-        <w:rPr>
-          <w:rFonts w:ascii="Times New Roman" w:hAnsi="Times New Roman" w:cs="Times New Roman"/>
-        </w:rPr>
-        <w:t xml:space="preserve">). The fluorinated copolymers exhibiting varied degrees of fluorination are shown in </w:t>
-      </w:r>
-      <w:r>
-        <w:rPr>
-          <w:rFonts w:ascii="Times New Roman" w:hAnsi="Times New Roman" w:cs="Times New Roman"/>
-          <w:b/>
-          <w:bCs/>
-        </w:rPr>
-        <w:t>Scheme 1</w:t>
-      </w:r>
-      <w:r>
-        <w:rPr>
-          <w:rFonts w:ascii="Times New Roman" w:hAnsi="Times New Roman" w:cs="Times New Roman"/>
-        </w:rPr>
-        <w:t>. This variation was done by adjusting the molar ratio between TFTPN and DFBP to generate a copolymer series denoted as PIM-</w:t>
-      </w:r>
-      <w:proofErr w:type="spellStart"/>
-      <w:r>
-        <w:rPr>
-          <w:rFonts w:ascii="Times New Roman" w:hAnsi="Times New Roman" w:cs="Times New Roman"/>
-        </w:rPr>
-        <w:t>F</w:t>
-      </w:r>
-      <w:r>
-        <w:rPr>
-          <w:rFonts w:ascii="Times New Roman" w:hAnsi="Times New Roman" w:cs="Times New Roman"/>
-          <w:vertAlign w:val="subscript"/>
-        </w:rPr>
-        <w:t>x</w:t>
-      </w:r>
-      <w:proofErr w:type="spellEnd"/>
-      <w:r>
-        <w:rPr>
-          <w:rFonts w:ascii="Times New Roman" w:hAnsi="Times New Roman" w:cs="Times New Roman"/>
-        </w:rPr>
-        <w:t>,</w:t>
+        <w:t xml:space="preserve"> placed in a 100</w:t>
       </w:r>
       <w:r>
         <w:rPr>
@@ -2247,37 +2152,103 @@
         <w:rPr>
           <w:rFonts w:ascii="Times New Roman" w:hAnsi="Times New Roman" w:cs="Times New Roman"/>
         </w:rPr>
-        <w:t xml:space="preserve">where x represents the mol% of DFBP. </w:t>
-      </w:r>
-      <w:r>
-        <w:rPr>
-          <w:rFonts w:ascii="Times New Roman" w:hAnsi="Times New Roman" w:cs="Times New Roman"/>
-        </w:rPr>
-        <w:t>A t</w:t>
-      </w:r>
-      <w:r>
-        <w:rPr>
-          <w:rFonts w:ascii="Times New Roman" w:hAnsi="Times New Roman" w:cs="Times New Roman"/>
-        </w:rPr>
-        <w:t xml:space="preserve">ypical </w:t>
-      </w:r>
-      <w:r>
-        <w:rPr>
-          <w:rFonts w:ascii="Times New Roman" w:hAnsi="Times New Roman" w:cs="Times New Roman"/>
-        </w:rPr>
-        <w:t xml:space="preserve">copolymer </w:t>
-      </w:r>
-      <w:r>
-        <w:rPr>
-          <w:rFonts w:ascii="Times New Roman" w:hAnsi="Times New Roman" w:cs="Times New Roman"/>
-        </w:rPr>
-        <w:t xml:space="preserve">synthesis </w:t>
-      </w:r>
-      <w:r>
-        <w:rPr>
-          <w:rFonts w:ascii="Times New Roman" w:hAnsi="Times New Roman" w:cs="Times New Roman"/>
-        </w:rPr>
-        <w:t>is as follows</w:t>
+        <w:t xml:space="preserve">ml </w:t>
+      </w:r>
+      <w:r>
+        <w:rPr>
+          <w:rFonts w:ascii="Times New Roman" w:hAnsi="Times New Roman" w:cs="Times New Roman"/>
+        </w:rPr>
+        <w:t xml:space="preserve">dried </w:t>
+      </w:r>
+      <w:r>
+        <w:rPr>
+          <w:rFonts w:ascii="Times New Roman" w:hAnsi="Times New Roman" w:cs="Times New Roman"/>
+        </w:rPr>
+        <w:t xml:space="preserve">three-necked round-bottom flask equipped with a reflux condenser and a magnetic stir bar. The mixture was stirred at 100 °C under a positive nitrogen atmosphere for </w:t>
+      </w:r>
+      <w:r>
+        <w:rPr>
+          <w:rFonts w:ascii="Times New Roman" w:hAnsi="Times New Roman" w:cs="Times New Roman"/>
+        </w:rPr>
+        <w:t>3</w:t>
+      </w:r>
+      <w:r>
+        <w:rPr>
+          <w:rFonts w:ascii="Times New Roman" w:hAnsi="Times New Roman" w:cs="Times New Roman"/>
+        </w:rPr>
+        <w:t>0 min</w:t>
+      </w:r>
+      <w:r>
+        <w:rPr>
+          <w:rFonts w:ascii="Times New Roman" w:hAnsi="Times New Roman" w:cs="Times New Roman"/>
+        </w:rPr>
+        <w:t>s</w:t>
+      </w:r>
+      <w:r>
+        <w:rPr>
+          <w:rFonts w:ascii="Times New Roman" w:hAnsi="Times New Roman" w:cs="Times New Roman"/>
+        </w:rPr>
+        <w:t>. Simultaneously, TFTPN</w:t>
+      </w:r>
+      <w:r>
+        <w:rPr>
+          <w:rFonts w:ascii="Times New Roman" w:hAnsi="Times New Roman" w:cs="Times New Roman"/>
+        </w:rPr>
+        <w:t xml:space="preserve"> (0.43 g, </w:t>
+      </w:r>
+      <w:r>
+        <w:rPr>
+          <w:rFonts w:ascii="Times New Roman" w:hAnsi="Times New Roman" w:cs="Times New Roman"/>
+        </w:rPr>
+        <w:t>2.15</w:t>
+      </w:r>
+      <w:r>
+        <w:rPr>
+          <w:rFonts w:ascii="Times New Roman" w:hAnsi="Times New Roman" w:cs="Times New Roman"/>
+        </w:rPr>
+        <w:t>mmol)</w:t>
+      </w:r>
+      <w:r>
+        <w:rPr>
+          <w:rFonts w:ascii="Times New Roman" w:hAnsi="Times New Roman" w:cs="Times New Roman"/>
+        </w:rPr>
+        <w:t xml:space="preserve"> and DFBP (</w:t>
+      </w:r>
+      <w:r>
+        <w:rPr>
+          <w:rFonts w:ascii="Times New Roman" w:hAnsi="Times New Roman" w:cs="Times New Roman"/>
+        </w:rPr>
+        <w:t xml:space="preserve">0.72 g, </w:t>
+      </w:r>
+      <w:r>
+        <w:rPr>
+          <w:rFonts w:ascii="Times New Roman" w:hAnsi="Times New Roman" w:cs="Times New Roman"/>
+        </w:rPr>
+        <w:t>2.15</w:t>
+      </w:r>
+      <w:r>
+        <w:rPr>
+          <w:rFonts w:ascii="Times New Roman" w:hAnsi="Times New Roman" w:cs="Times New Roman"/>
+        </w:rPr>
+        <w:t>mmol</w:t>
+      </w:r>
+      <w:r>
+        <w:rPr>
+          <w:rFonts w:ascii="Times New Roman" w:hAnsi="Times New Roman" w:cs="Times New Roman"/>
+        </w:rPr>
+        <w:t xml:space="preserve">) were dissolved in </w:t>
+      </w:r>
+      <w:r>
+        <w:rPr>
+          <w:rFonts w:ascii="Times New Roman" w:hAnsi="Times New Roman" w:cs="Times New Roman"/>
+        </w:rPr>
+        <w:t>36.5</w:t>
+      </w:r>
+      <w:r>
+        <w:rPr>
+          <w:rFonts w:ascii="Times New Roman" w:hAnsi="Times New Roman" w:cs="Times New Roman"/>
+        </w:rPr>
+        <w:t xml:space="preserve"> mL anhydrous DMF based on a 5.7</w:t>
       </w:r>
       <w:r>
         <w:rPr>
@@ -2289,26 +2260,7 @@
         <w:rPr>
           <w:rFonts w:ascii="Times New Roman" w:hAnsi="Times New Roman" w:cs="Times New Roman"/>
         </w:rPr>
-        <w:t>using</w:t>
-      </w:r>
-      <w:r>
-        <w:rPr>
-          <w:rFonts w:ascii="Times New Roman" w:hAnsi="Times New Roman" w:cs="Times New Roman"/>
-        </w:rPr>
-        <w:t xml:space="preserve"> PIM-</w:t>
-      </w:r>
-      <w:r>
-        <w:rPr>
-          <w:rFonts w:ascii="Times New Roman" w:hAnsi="Times New Roman" w:cs="Times New Roman"/>
-        </w:rPr>
-        <w:t>F</w:t>
-      </w:r>
-      <w:r>
-        <w:rPr>
-          <w:rFonts w:ascii="Times New Roman" w:hAnsi="Times New Roman" w:cs="Times New Roman"/>
-          <w:vertAlign w:val="subscript"/>
-        </w:rPr>
-        <w:t>0.5</w:t>
+        <w:t>wt%/v reaction concentration at room temperature and transferred into the reaction mixture drop-wisely using an addition funnel. The reaction was maintained at 100 °C for 2</w:t>
       </w:r>
       <w:r>
         <w:rPr>
@@ -2320,55 +2272,19 @@
         <w:rPr>
           <w:rFonts w:ascii="Times New Roman" w:hAnsi="Times New Roman" w:cs="Times New Roman"/>
         </w:rPr>
-        <w:t>copolymer as an example</w:t>
-      </w:r>
-      <w:r>
-        <w:rPr>
-          <w:rFonts w:ascii="Times New Roman" w:hAnsi="Times New Roman" w:cs="Times New Roman"/>
-        </w:rPr>
-        <w:t>:</w:t>
-      </w:r>
-      <w:r>
-        <w:rPr>
-          <w:rFonts w:ascii="Times New Roman" w:hAnsi="Times New Roman" w:cs="Times New Roman"/>
-        </w:rPr>
-        <w:t xml:space="preserve"> TTSBI</w:t>
-      </w:r>
-      <w:r>
-        <w:rPr>
-          <w:rFonts w:ascii="Times New Roman" w:hAnsi="Times New Roman" w:cs="Times New Roman"/>
-        </w:rPr>
-        <w:t xml:space="preserve"> (1.5g, </w:t>
-      </w:r>
-      <w:r>
-        <w:rPr>
-          <w:rFonts w:ascii="Times New Roman" w:hAnsi="Times New Roman" w:cs="Times New Roman"/>
-        </w:rPr>
-        <w:t>4.4</w:t>
-      </w:r>
-      <w:r>
-        <w:rPr>
-          <w:rFonts w:ascii="Times New Roman" w:hAnsi="Times New Roman" w:cs="Times New Roman"/>
-        </w:rPr>
-        <w:t>mmol)</w:t>
-      </w:r>
-      <w:r>
-        <w:rPr>
-          <w:rFonts w:ascii="Times New Roman" w:hAnsi="Times New Roman" w:cs="Times New Roman"/>
-        </w:rPr>
-        <w:t xml:space="preserve"> was mixed with potassium carbonate at a 1:2.05 molar ratio in 10 ml DMF</w:t>
-      </w:r>
-      <w:r>
-        <w:rPr>
-          <w:rFonts w:ascii="Times New Roman" w:hAnsi="Times New Roman" w:cs="Times New Roman"/>
-        </w:rPr>
-        <w:t>,</w:t>
-      </w:r>
-      <w:r>
-        <w:rPr>
-          <w:rFonts w:ascii="Times New Roman" w:hAnsi="Times New Roman" w:cs="Times New Roman"/>
-        </w:rPr>
-        <w:t xml:space="preserve"> placed in a 100</w:t>
+        <w:t>h (50% and 75% DFBP</w:t>
+      </w:r>
+      <w:r>
+        <w:rPr>
+          <w:rFonts w:ascii="Times New Roman" w:hAnsi="Times New Roman" w:cs="Times New Roman"/>
+        </w:rPr>
+        <w:t xml:space="preserve"> mol%</w:t>
+      </w:r>
+      <w:r>
+        <w:rPr>
+          <w:rFonts w:ascii="Times New Roman" w:hAnsi="Times New Roman" w:cs="Times New Roman"/>
+        </w:rPr>
+        <w:t>) and 3</w:t>
       </w:r>
       <w:r>
         <w:rPr>
@@ -2380,168 +2296,14 @@
         <w:rPr>
           <w:rFonts w:ascii="Times New Roman" w:hAnsi="Times New Roman" w:cs="Times New Roman"/>
         </w:rPr>
-        <w:t xml:space="preserve">ml </w:t>
-      </w:r>
-      <w:r>
-        <w:rPr>
-          <w:rFonts w:ascii="Times New Roman" w:hAnsi="Times New Roman" w:cs="Times New Roman"/>
-        </w:rPr>
-        <w:t xml:space="preserve">dried </w:t>
-      </w:r>
-      <w:r>
-        <w:rPr>
-          <w:rFonts w:ascii="Times New Roman" w:hAnsi="Times New Roman" w:cs="Times New Roman"/>
-        </w:rPr>
-        <w:t xml:space="preserve">three-necked round-bottom flask equipped with a reflux condenser and a magnetic stir bar. The mixture was stirred at 100 °C under a positive nitrogen atmosphere for </w:t>
-      </w:r>
-      <w:r>
-        <w:rPr>
-          <w:rFonts w:ascii="Times New Roman" w:hAnsi="Times New Roman" w:cs="Times New Roman"/>
-        </w:rPr>
-        <w:t>3</w:t>
-      </w:r>
-      <w:r>
-        <w:rPr>
-          <w:rFonts w:ascii="Times New Roman" w:hAnsi="Times New Roman" w:cs="Times New Roman"/>
-        </w:rPr>
-        <w:t>0 min</w:t>
-      </w:r>
-      <w:r>
-        <w:rPr>
-          <w:rFonts w:ascii="Times New Roman" w:hAnsi="Times New Roman" w:cs="Times New Roman"/>
-        </w:rPr>
-        <w:t>s</w:t>
-      </w:r>
-      <w:r>
-        <w:rPr>
-          <w:rFonts w:ascii="Times New Roman" w:hAnsi="Times New Roman" w:cs="Times New Roman"/>
-        </w:rPr>
-        <w:t>. Simultaneously, TFTPN</w:t>
-      </w:r>
-      <w:r>
-        <w:rPr>
-          <w:rFonts w:ascii="Times New Roman" w:hAnsi="Times New Roman" w:cs="Times New Roman"/>
-        </w:rPr>
-        <w:t xml:space="preserve"> (0.43 g, </w:t>
-      </w:r>
-      <w:r>
-        <w:rPr>
-          <w:rFonts w:ascii="Times New Roman" w:hAnsi="Times New Roman" w:cs="Times New Roman"/>
-        </w:rPr>
-        <w:t>2.15</w:t>
-      </w:r>
-      <w:r>
-        <w:rPr>
-          <w:rFonts w:ascii="Times New Roman" w:hAnsi="Times New Roman" w:cs="Times New Roman"/>
-        </w:rPr>
-        <w:t>mmol)</w:t>
-      </w:r>
-      <w:r>
-        <w:rPr>
-          <w:rFonts w:ascii="Times New Roman" w:hAnsi="Times New Roman" w:cs="Times New Roman"/>
-        </w:rPr>
-        <w:t xml:space="preserve"> and DFBP (</w:t>
-      </w:r>
-      <w:r>
-        <w:rPr>
-          <w:rFonts w:ascii="Times New Roman" w:hAnsi="Times New Roman" w:cs="Times New Roman"/>
-        </w:rPr>
-        <w:t xml:space="preserve">0.72 g, </w:t>
-      </w:r>
-      <w:r>
-        <w:rPr>
-          <w:rFonts w:ascii="Times New Roman" w:hAnsi="Times New Roman" w:cs="Times New Roman"/>
-        </w:rPr>
-        <w:t>2.15</w:t>
-      </w:r>
-      <w:r>
-        <w:rPr>
-          <w:rFonts w:ascii="Times New Roman" w:hAnsi="Times New Roman" w:cs="Times New Roman"/>
-        </w:rPr>
-        <w:t>mmol</w:t>
-      </w:r>
-      <w:r>
-        <w:rPr>
-          <w:rFonts w:ascii="Times New Roman" w:hAnsi="Times New Roman" w:cs="Times New Roman"/>
-        </w:rPr>
-        <w:t xml:space="preserve">) were dissolved in </w:t>
-      </w:r>
-      <w:r>
-        <w:rPr>
-          <w:rFonts w:ascii="Times New Roman" w:hAnsi="Times New Roman" w:cs="Times New Roman"/>
-        </w:rPr>
-        <w:t>36.5</w:t>
-      </w:r>
-      <w:r>
-        <w:rPr>
-          <w:rFonts w:ascii="Times New Roman" w:hAnsi="Times New Roman" w:cs="Times New Roman"/>
-        </w:rPr>
-        <w:t xml:space="preserve"> mL anhydrous DMF based on a 5.7</w:t>
-      </w:r>
-      <w:r>
-        <w:rPr>
-          <w:rFonts w:ascii="Times New Roman" w:hAnsi="Times New Roman" w:cs="Times New Roman"/>
-        </w:rPr>
-        <w:t xml:space="preserve"> </w:t>
-      </w:r>
-      <w:proofErr w:type="spellStart"/>
-      <w:r>
-        <w:rPr>
-          <w:rFonts w:ascii="Times New Roman" w:hAnsi="Times New Roman" w:cs="Times New Roman"/>
-        </w:rPr>
-        <w:t>wt</w:t>
-      </w:r>
-      <w:proofErr w:type="spellEnd"/>
-      <w:r>
-        <w:rPr>
-          <w:rFonts w:ascii="Times New Roman" w:hAnsi="Times New Roman" w:cs="Times New Roman"/>
-        </w:rPr>
-        <w:t>%/v reaction concentration at room temperature and transferred into the reaction mixture drop-wisely using an addition funnel. The reaction was maintained at 100 °C for 2</w:t>
-      </w:r>
-      <w:r>
-        <w:rPr>
-          <w:rFonts w:ascii="Times New Roman" w:hAnsi="Times New Roman" w:cs="Times New Roman"/>
-        </w:rPr>
-        <w:t xml:space="preserve"> </w:t>
-      </w:r>
-      <w:r>
-        <w:rPr>
-          <w:rFonts w:ascii="Times New Roman" w:hAnsi="Times New Roman" w:cs="Times New Roman"/>
-        </w:rPr>
-        <w:t>h (50% and 75% DFBP</w:t>
-      </w:r>
-      <w:r>
-        <w:rPr>
-          <w:rFonts w:ascii="Times New Roman" w:hAnsi="Times New Roman" w:cs="Times New Roman"/>
-        </w:rPr>
-        <w:t xml:space="preserve"> mol%</w:t>
-      </w:r>
-      <w:r>
-        <w:rPr>
-          <w:rFonts w:ascii="Times New Roman" w:hAnsi="Times New Roman" w:cs="Times New Roman"/>
-        </w:rPr>
-        <w:t>) and 3</w:t>
-      </w:r>
-      <w:r>
-        <w:rPr>
-          <w:rFonts w:ascii="Times New Roman" w:hAnsi="Times New Roman" w:cs="Times New Roman"/>
-        </w:rPr>
-        <w:t xml:space="preserve"> </w:t>
-      </w:r>
-      <w:r>
-        <w:rPr>
-          <w:rFonts w:ascii="Times New Roman" w:hAnsi="Times New Roman" w:cs="Times New Roman"/>
-        </w:rPr>
         <w:t xml:space="preserve">h (10% and 25% DFBP </w:t>
       </w:r>
-      <w:proofErr w:type="spellStart"/>
       <w:r>
         <w:rPr>
           <w:rFonts w:ascii="Times New Roman" w:hAnsi="Times New Roman" w:cs="Times New Roman"/>
         </w:rPr>
         <w:t>DFBP</w:t>
       </w:r>
-      <w:proofErr w:type="spellEnd"/>
       <w:r>
         <w:rPr>
           <w:rFonts w:ascii="Times New Roman" w:hAnsi="Times New Roman" w:cs="Times New Roman"/>
@@ -2791,14 +2553,7 @@
         <w:rPr>
           <w:rFonts w:ascii="Times New Roman" w:hAnsi="Times New Roman" w:cs="Times New Roman"/>
         </w:rPr>
-        <w:t>(PIM-</w:t>
-      </w:r>
-      <w:proofErr w:type="spellStart"/>
-      <w:r>
-        <w:rPr>
-          <w:rFonts w:ascii="Times New Roman" w:hAnsi="Times New Roman" w:cs="Times New Roman"/>
-        </w:rPr>
-        <w:t>F</w:t>
+        <w:t>(PIM-F</w:t>
       </w:r>
       <w:r>
         <w:rPr>
@@ -2807,7 +2562,6 @@
         </w:rPr>
         <w:t>x</w:t>
       </w:r>
-      <w:proofErr w:type="spellEnd"/>
       <w:r>
         <w:rPr>
           <w:rFonts w:ascii="Times New Roman" w:hAnsi="Times New Roman" w:cs="Times New Roman"/>
@@ -3246,21 +3000,7 @@
         <w:rPr>
           <w:rFonts w:ascii="Times New Roman" w:hAnsi="Times New Roman" w:cs="Times New Roman"/>
         </w:rPr>
-        <w:t xml:space="preserve">spectroscopy were conducted on a Bruker AVANCE III HD 400 </w:t>
-      </w:r>
-      <w:proofErr w:type="spellStart"/>
-      <w:r>
-        <w:rPr>
-          <w:rFonts w:ascii="Times New Roman" w:hAnsi="Times New Roman" w:cs="Times New Roman"/>
-        </w:rPr>
-        <w:t>Nanobay</w:t>
-      </w:r>
-      <w:proofErr w:type="spellEnd"/>
-      <w:r>
-        <w:rPr>
-          <w:rFonts w:ascii="Times New Roman" w:hAnsi="Times New Roman" w:cs="Times New Roman"/>
-        </w:rPr>
-        <w:t xml:space="preserve"> spectrometer using CDCl</w:t>
+        <w:t>spectroscopy were conducted on a Bruker AVANCE III HD 400 Nanobay spectrometer using CDCl</w:t>
       </w:r>
       <w:r>
         <w:rPr>
@@ -3311,21 +3051,7 @@
         <w:rPr>
           <w:rFonts w:ascii="Times New Roman" w:hAnsi="Times New Roman" w:cs="Times New Roman"/>
         </w:rPr>
-        <w:t xml:space="preserve">was performed using a </w:t>
-      </w:r>
-      <w:proofErr w:type="spellStart"/>
-      <w:r>
-        <w:rPr>
-          <w:rFonts w:ascii="Times New Roman" w:hAnsi="Times New Roman" w:cs="Times New Roman"/>
-        </w:rPr>
-        <w:t>MalvernAeris</w:t>
-      </w:r>
-      <w:proofErr w:type="spellEnd"/>
-      <w:r>
-        <w:rPr>
-          <w:rFonts w:ascii="Times New Roman" w:hAnsi="Times New Roman" w:cs="Times New Roman"/>
-        </w:rPr>
-        <w:t xml:space="preserve"> benchtop XRD set to </w:t>
+        <w:t xml:space="preserve">was performed using a MalvernAeris benchtop XRD set to </w:t>
       </w:r>
       <w:r>
         <w:rPr>
@@ -3351,14 +3077,7 @@
         <w:rPr>
           <w:rFonts w:ascii="Times New Roman" w:hAnsi="Times New Roman" w:cs="Times New Roman"/>
         </w:rPr>
-        <w:t xml:space="preserve">-spacing was calculated using Bragg’s law, where the detector’s radiation wavelength is divided by two times the </w:t>
-      </w:r>
-      <w:proofErr w:type="spellStart"/>
-      <w:r>
-        <w:rPr>
-          <w:rFonts w:ascii="Times New Roman" w:hAnsi="Times New Roman" w:cs="Times New Roman"/>
-        </w:rPr>
-        <w:t>sin</w:t>
+        <w:t>-spacing was calculated using Bragg’s law, where the detector’s radiation wavelength is divided by two times the sin</w:t>
       </w:r>
       <w:r>
         <w:rPr>
@@ -3366,7 +3085,6 @@
         </w:rPr>
         <w:t>e</w:t>
       </w:r>
-      <w:proofErr w:type="spellEnd"/>
       <w:r>
         <w:rPr>
           <w:rFonts w:ascii="Times New Roman" w:hAnsi="Times New Roman" w:cs="Times New Roman"/>
@@ -3403,19 +3121,11 @@
         </w:rPr>
         <w:t xml:space="preserve"> at </w:t>
       </w:r>
-      <w:proofErr w:type="spellStart"/>
-      <w:r>
-        <w:rPr>
-          <w:rFonts w:ascii="Times New Roman" w:hAnsi="Times New Roman" w:cs="Times New Roman"/>
-        </w:rPr>
-        <w:t>at</w:t>
-      </w:r>
-      <w:proofErr w:type="spellEnd"/>
-      <w:r>
-        <w:rPr>
-          <w:rFonts w:ascii="Times New Roman" w:hAnsi="Times New Roman" w:cs="Times New Roman"/>
-        </w:rPr>
-        <w:t xml:space="preserve"> 35 °C with THF </w:t>
+      <w:r>
+        <w:rPr>
+          <w:rFonts w:ascii="Times New Roman" w:hAnsi="Times New Roman" w:cs="Times New Roman"/>
+        </w:rPr>
+        <w:t xml:space="preserve">at 35 °C with THF </w:t>
       </w:r>
       <w:r>
         <w:rPr>
@@ -3434,68 +3144,20 @@
           <w:rFonts w:ascii="Times New Roman" w:hAnsi="Times New Roman" w:cs="Times New Roman"/>
           <w:highlight w:val="yellow"/>
         </w:rPr>
-        <w:t xml:space="preserve">a differential refractive index (RI) detector (Wyatt Technology, </w:t>
-      </w:r>
-      <w:proofErr w:type="spellStart"/>
+        <w:t>a differential refractive index (RI) detector (Wyatt Technology, Optilab T-tEX) using PSS WinGPC 7.5 software</w:t>
+      </w:r>
       <w:r>
         <w:rPr>
           <w:rFonts w:ascii="Times New Roman" w:hAnsi="Times New Roman" w:cs="Times New Roman"/>
           <w:highlight w:val="yellow"/>
         </w:rPr>
-        <w:t>Optilab</w:t>
-      </w:r>
-      <w:proofErr w:type="spellEnd"/>
+        <w:t>.</w:t>
+      </w:r>
       <w:r>
         <w:rPr>
           <w:rFonts w:ascii="Times New Roman" w:hAnsi="Times New Roman" w:cs="Times New Roman"/>
           <w:highlight w:val="yellow"/>
         </w:rPr>
-        <w:t xml:space="preserve"> T-</w:t>
-      </w:r>
-      <w:proofErr w:type="spellStart"/>
-      <w:r>
-        <w:rPr>
-          <w:rFonts w:ascii="Times New Roman" w:hAnsi="Times New Roman" w:cs="Times New Roman"/>
-          <w:highlight w:val="yellow"/>
-        </w:rPr>
-        <w:t>tEX</w:t>
-      </w:r>
-      <w:proofErr w:type="spellEnd"/>
-      <w:r>
-        <w:rPr>
-          <w:rFonts w:ascii="Times New Roman" w:hAnsi="Times New Roman" w:cs="Times New Roman"/>
-          <w:highlight w:val="yellow"/>
-        </w:rPr>
-        <w:t xml:space="preserve">) using PSS </w:t>
-      </w:r>
-      <w:proofErr w:type="spellStart"/>
-      <w:r>
-        <w:rPr>
-          <w:rFonts w:ascii="Times New Roman" w:hAnsi="Times New Roman" w:cs="Times New Roman"/>
-          <w:highlight w:val="yellow"/>
-        </w:rPr>
-        <w:t>WinGPC</w:t>
-      </w:r>
-      <w:proofErr w:type="spellEnd"/>
-      <w:r>
-        <w:rPr>
-          <w:rFonts w:ascii="Times New Roman" w:hAnsi="Times New Roman" w:cs="Times New Roman"/>
-          <w:highlight w:val="yellow"/>
-        </w:rPr>
-        <w:t xml:space="preserve"> 7.5 software</w:t>
-      </w:r>
-      <w:r>
-        <w:rPr>
-          <w:rFonts w:ascii="Times New Roman" w:hAnsi="Times New Roman" w:cs="Times New Roman"/>
-          <w:highlight w:val="yellow"/>
-        </w:rPr>
-        <w:t>.</w:t>
-      </w:r>
-      <w:r>
-        <w:rPr>
-          <w:rFonts w:ascii="Times New Roman" w:hAnsi="Times New Roman" w:cs="Times New Roman"/>
-          <w:highlight w:val="yellow"/>
-        </w:rPr>
         <w:t xml:space="preserve"> </w:t>
       </w:r>
       <w:r>
@@ -3514,41 +3176,13 @@
         <w:rPr>
           <w:rFonts w:ascii="Times New Roman" w:hAnsi="Times New Roman" w:cs="Times New Roman"/>
         </w:rPr>
-        <w:t xml:space="preserve">in room temperature </w:t>
-      </w:r>
-      <w:proofErr w:type="spellStart"/>
-      <w:r>
-        <w:rPr>
-          <w:rFonts w:ascii="Times New Roman" w:hAnsi="Times New Roman" w:cs="Times New Roman"/>
-        </w:rPr>
-        <w:t>dionized</w:t>
-      </w:r>
-      <w:proofErr w:type="spellEnd"/>
-      <w:r>
-        <w:rPr>
-          <w:rFonts w:ascii="Times New Roman" w:hAnsi="Times New Roman" w:cs="Times New Roman"/>
-        </w:rPr>
-        <w:t xml:space="preserve"> water (water uptake in the hydrophobic , glassy polymer films was negligible) using a Mettler </w:t>
-      </w:r>
-      <w:proofErr w:type="spellStart"/>
-      <w:r>
-        <w:rPr>
-          <w:rFonts w:ascii="Times New Roman" w:hAnsi="Times New Roman" w:cs="Times New Roman"/>
-        </w:rPr>
-        <w:t>Toled</w:t>
-      </w:r>
-      <w:r>
-        <w:rPr>
-          <w:rFonts w:ascii="Times New Roman" w:hAnsi="Times New Roman" w:cs="Times New Roman"/>
-        </w:rPr>
-        <w:t>Model</w:t>
-      </w:r>
-      <w:proofErr w:type="spellEnd"/>
-      <w:r>
-        <w:rPr>
-          <w:rFonts w:ascii="Times New Roman" w:hAnsi="Times New Roman" w:cs="Times New Roman"/>
-        </w:rPr>
-        <w:t xml:space="preserve"> ML204 density Kit coupled to an analytical balance. Using f=data provided </w:t>
+        <w:t>in room temperature dionized water (water uptake in the hydrophobic , glassy polymer films was negligible) using a Mettler Toled</w:t>
+      </w:r>
+      <w:r>
+        <w:rPr>
+          <w:rFonts w:ascii="Times New Roman" w:hAnsi="Times New Roman" w:cs="Times New Roman"/>
+        </w:rPr>
+        <w:t xml:space="preserve">Model ML204 density Kit coupled to an analytical balance. Using f=data provided </w:t>
       </w:r>
       <w:r>
         <w:rPr>
@@ -3772,35 +3406,7 @@
         <w:rPr>
           <w:rFonts w:ascii="Times New Roman" w:hAnsi="Times New Roman" w:cs="Times New Roman"/>
         </w:rPr>
-        <w:t xml:space="preserve"> by a Welch </w:t>
-      </w:r>
-      <w:proofErr w:type="spellStart"/>
-      <w:r>
-        <w:rPr>
-          <w:rFonts w:ascii="Times New Roman" w:hAnsi="Times New Roman" w:cs="Times New Roman"/>
-        </w:rPr>
-        <w:t>DuoSeal</w:t>
-      </w:r>
-      <w:proofErr w:type="spellEnd"/>
-      <w:r>
-        <w:rPr>
-          <w:rFonts w:ascii="Times New Roman" w:hAnsi="Times New Roman" w:cs="Times New Roman"/>
-        </w:rPr>
-        <w:t xml:space="preserve"> vacuum pump and had pressure monitored by a MKS </w:t>
-      </w:r>
-      <w:proofErr w:type="spellStart"/>
-      <w:r>
-        <w:rPr>
-          <w:rFonts w:ascii="Times New Roman" w:hAnsi="Times New Roman" w:cs="Times New Roman"/>
-        </w:rPr>
-        <w:t>Barotron</w:t>
-      </w:r>
-      <w:proofErr w:type="spellEnd"/>
-      <w:r>
-        <w:rPr>
-          <w:rFonts w:ascii="Times New Roman" w:hAnsi="Times New Roman" w:cs="Times New Roman"/>
-        </w:rPr>
-        <w:t xml:space="preserve"> transducer with a range up to 11 torr</w:t>
+        <w:t xml:space="preserve"> by a Welch DuoSeal vacuum pump and had pressure monitored by a MKS Barotron transducer with a range up to 11 torr</w:t>
       </w:r>
       <w:r>
         <w:rPr>
@@ -4443,25 +4049,7 @@
           <w:i/>
           <w:iCs/>
         </w:rPr>
-        <w:t>(</w:t>
-      </w:r>
-      <w:proofErr w:type="spellStart"/>
-      <w:r>
-        <w:rPr>
-          <w:rFonts w:ascii="Times New Roman" w:hAnsi="Times New Roman" w:cs="Times New Roman"/>
-          <w:i/>
-          <w:iCs/>
-        </w:rPr>
-        <w:t>dp</w:t>
-      </w:r>
-      <w:proofErr w:type="spellEnd"/>
-      <w:r>
-        <w:rPr>
-          <w:rFonts w:ascii="Times New Roman" w:hAnsi="Times New Roman" w:cs="Times New Roman"/>
-          <w:i/>
-          <w:iCs/>
-        </w:rPr>
-        <w:t>/dt)</w:t>
+        <w:t>(dp/dt)</w:t>
       </w:r>
       <w:r>
         <w:rPr>
@@ -4484,25 +4072,7 @@
           <w:i/>
           <w:iCs/>
         </w:rPr>
-        <w:t>(</w:t>
-      </w:r>
-      <w:proofErr w:type="spellStart"/>
-      <w:r>
-        <w:rPr>
-          <w:rFonts w:ascii="Times New Roman" w:hAnsi="Times New Roman" w:cs="Times New Roman"/>
-          <w:i/>
-          <w:iCs/>
-        </w:rPr>
-        <w:t>dp</w:t>
-      </w:r>
-      <w:proofErr w:type="spellEnd"/>
-      <w:r>
-        <w:rPr>
-          <w:rFonts w:ascii="Times New Roman" w:hAnsi="Times New Roman" w:cs="Times New Roman"/>
-          <w:i/>
-          <w:iCs/>
-        </w:rPr>
-        <w:t>/dt)</w:t>
+        <w:t>(dp/dt)</w:t>
       </w:r>
       <w:r>
         <w:rPr>
@@ -4524,21 +4094,7 @@
         <w:rPr>
           <w:rFonts w:ascii="Times New Roman" w:hAnsi="Times New Roman" w:cs="Times New Roman"/>
         </w:rPr>
-        <w:t xml:space="preserve">in </w:t>
-      </w:r>
-      <w:proofErr w:type="spellStart"/>
-      <w:r>
-        <w:rPr>
-          <w:rFonts w:ascii="Times New Roman" w:hAnsi="Times New Roman" w:cs="Times New Roman"/>
-        </w:rPr>
-        <w:t>cmHg</w:t>
-      </w:r>
-      <w:proofErr w:type="spellEnd"/>
-      <w:r>
-        <w:rPr>
-          <w:rFonts w:ascii="Times New Roman" w:hAnsi="Times New Roman" w:cs="Times New Roman"/>
-        </w:rPr>
-        <w:t xml:space="preserve">/s are the pressure change rate in the downstream and the leak rate, respectively. The selectivity of gases, </w:t>
+        <w:t xml:space="preserve">in cmHg/s are the pressure change rate in the downstream and the leak rate, respectively. The selectivity of gases, </w:t>
       </w:r>
       <w:r>
         <w:rPr>
@@ -4586,16 +4142,7 @@
           <w:i/>
           <w:iCs/>
         </w:rPr>
-        <w:t>=</w:t>
-      </w:r>
-      <w:proofErr w:type="spellStart"/>
-      <w:r>
-        <w:rPr>
-          <w:rFonts w:ascii="Times New Roman" w:hAnsi="Times New Roman" w:cs="Times New Roman"/>
-          <w:i/>
-          <w:iCs/>
-        </w:rPr>
-        <w:t>P</w:t>
+        <w:t>=P</w:t>
       </w:r>
       <w:r>
         <w:rPr>
@@ -4606,7 +4153,6 @@
         </w:rPr>
         <w:t>x</w:t>
       </w:r>
-      <w:proofErr w:type="spellEnd"/>
       <w:r>
         <w:rPr>
           <w:rFonts w:ascii="Times New Roman" w:hAnsi="Times New Roman" w:cs="Times New Roman"/>
@@ -4834,16 +4380,7 @@
           <w:b/>
           <w:bCs/>
         </w:rPr>
-        <w:t>3.1. PIM-</w:t>
-      </w:r>
-      <w:proofErr w:type="spellStart"/>
-      <w:r>
-        <w:rPr>
-          <w:rFonts w:ascii="Times New Roman" w:hAnsi="Times New Roman" w:cs="Times New Roman"/>
-          <w:b/>
-          <w:bCs/>
-        </w:rPr>
-        <w:t>F</w:t>
+        <w:t>3.1. PIM-F</w:t>
       </w:r>
       <w:r>
         <w:rPr>
@@ -4854,7 +4391,6 @@
         </w:rPr>
         <w:t>x</w:t>
       </w:r>
-      <w:proofErr w:type="spellEnd"/>
       <w:r>
         <w:rPr>
           <w:rFonts w:ascii="Times New Roman" w:hAnsi="Times New Roman" w:cs="Times New Roman"/>
@@ -4896,14 +4432,7 @@
         <w:rPr>
           <w:rFonts w:ascii="Times New Roman" w:hAnsi="Times New Roman" w:cs="Times New Roman"/>
         </w:rPr>
-        <w:t xml:space="preserve"> fluorinated PIM-</w:t>
-      </w:r>
-      <w:proofErr w:type="spellStart"/>
-      <w:r>
-        <w:rPr>
-          <w:rFonts w:ascii="Times New Roman" w:hAnsi="Times New Roman" w:cs="Times New Roman"/>
-        </w:rPr>
-        <w:t>F</w:t>
+        <w:t xml:space="preserve"> fluorinated PIM-F</w:t>
       </w:r>
       <w:r>
         <w:rPr>
@@ -4912,7 +4441,6 @@
         </w:rPr>
         <w:t>x</w:t>
       </w:r>
-      <w:proofErr w:type="spellEnd"/>
       <w:r>
         <w:rPr>
           <w:rFonts w:ascii="Times New Roman" w:hAnsi="Times New Roman" w:cs="Times New Roman"/>
@@ -5352,7 +4880,6 @@
         </w:rPr>
         <w:t xml:space="preserve"> 500 </w:t>
       </w:r>
-      <w:proofErr w:type="spellStart"/>
       <w:r>
         <w:rPr>
           <w:rFonts w:ascii="Times New Roman" w:hAnsi="Times New Roman" w:cs="Times New Roman"/>
@@ -5372,7 +4899,6 @@
         </w:rPr>
         <w:t>.</w:t>
       </w:r>
-      <w:proofErr w:type="spellEnd"/>
     </w:p>
     <w:p>
       <w:pPr>
@@ -5489,124 +5015,94 @@
         <w:rPr>
           <w:rFonts w:ascii="Times New Roman" w:hAnsi="Times New Roman" w:cs="Times New Roman"/>
         </w:rPr>
-        <w:t xml:space="preserve"> of PIM-</w:t>
-      </w:r>
-      <w:proofErr w:type="spellStart"/>
-      <w:r>
-        <w:rPr>
-          <w:rFonts w:ascii="Times New Roman" w:hAnsi="Times New Roman" w:cs="Times New Roman"/>
-        </w:rPr>
-        <w:t>F</w:t>
+        <w:t xml:space="preserve"> of PIM-F</w:t>
       </w:r>
       <w:r>
         <w:rPr>
           <w:rFonts w:ascii="Times New Roman" w:hAnsi="Times New Roman" w:cs="Times New Roman"/>
           <w:vertAlign w:val="subscript"/>
         </w:rPr>
-        <w:t>x</w:t>
-      </w:r>
-      <w:proofErr w:type="spellEnd"/>
+        <w:t xml:space="preserve">x </w:t>
+      </w:r>
+      <w:r>
+        <w:rPr>
+          <w:rFonts w:ascii="Times New Roman" w:hAnsi="Times New Roman" w:cs="Times New Roman"/>
+        </w:rPr>
+        <w:t>copolymers and</w:t>
+      </w:r>
+      <w:r>
+        <w:rPr>
+          <w:rFonts w:ascii="Times New Roman" w:hAnsi="Times New Roman" w:cs="Times New Roman"/>
+        </w:rPr>
+        <w:t xml:space="preserve"> (</w:t>
+      </w:r>
+      <w:r>
+        <w:rPr>
+          <w:rFonts w:ascii="Times New Roman" w:hAnsi="Times New Roman" w:cs="Times New Roman"/>
+        </w:rPr>
+        <w:t>B</w:t>
+      </w:r>
+      <w:r>
+        <w:rPr>
+          <w:rFonts w:ascii="Times New Roman" w:hAnsi="Times New Roman" w:cs="Times New Roman"/>
+        </w:rPr>
+        <w:t xml:space="preserve">) </w:t>
+      </w:r>
+      <w:r>
+        <w:rPr>
+          <w:rFonts w:ascii="Times New Roman" w:hAnsi="Times New Roman" w:cs="Times New Roman"/>
+          <w:vertAlign w:val="superscript"/>
+        </w:rPr>
+        <w:t>1</w:t>
+      </w:r>
+      <w:r>
+        <w:rPr>
+          <w:rFonts w:ascii="Times New Roman" w:hAnsi="Times New Roman" w:cs="Times New Roman"/>
+        </w:rPr>
+        <w:t>H NMR</w:t>
+      </w:r>
+      <w:r>
+        <w:rPr>
+          <w:rFonts w:ascii="Times New Roman" w:hAnsi="Times New Roman" w:cs="Times New Roman"/>
+        </w:rPr>
+        <w:t xml:space="preserve"> </w:t>
+      </w:r>
+      <w:r>
+        <w:rPr>
+          <w:rFonts w:ascii="Times New Roman" w:hAnsi="Times New Roman" w:cs="Times New Roman"/>
+        </w:rPr>
+        <w:t>Spectra of</w:t>
+      </w:r>
+      <w:r>
+        <w:rPr>
+          <w:rFonts w:ascii="Times New Roman" w:hAnsi="Times New Roman" w:cs="Times New Roman"/>
+        </w:rPr>
+        <w:t xml:space="preserve"> PIM-1 </w:t>
+      </w:r>
+      <w:r>
+        <w:rPr>
+          <w:rFonts w:ascii="Times New Roman" w:hAnsi="Times New Roman" w:cs="Times New Roman"/>
+        </w:rPr>
+        <w:t xml:space="preserve">and </w:t>
+      </w:r>
+      <w:r>
+        <w:rPr>
+          <w:rFonts w:ascii="Times New Roman" w:hAnsi="Times New Roman" w:cs="Times New Roman"/>
+        </w:rPr>
+        <w:t>PIM</w:t>
+      </w:r>
+      <w:r>
+        <w:rPr>
+          <w:rFonts w:ascii="Times New Roman" w:hAnsi="Times New Roman" w:cs="Times New Roman"/>
+        </w:rPr>
+        <w:t>-F</w:t>
+      </w:r>
       <w:r>
         <w:rPr>
           <w:rFonts w:ascii="Times New Roman" w:hAnsi="Times New Roman" w:cs="Times New Roman"/>
           <w:vertAlign w:val="subscript"/>
         </w:rPr>
-        <w:t xml:space="preserve"> </w:t>
-      </w:r>
-      <w:r>
-        <w:rPr>
-          <w:rFonts w:ascii="Times New Roman" w:hAnsi="Times New Roman" w:cs="Times New Roman"/>
-        </w:rPr>
-        <w:t>copolymers and</w:t>
-      </w:r>
-      <w:r>
-        <w:rPr>
-          <w:rFonts w:ascii="Times New Roman" w:hAnsi="Times New Roman" w:cs="Times New Roman"/>
-        </w:rPr>
-        <w:t xml:space="preserve"> (</w:t>
-      </w:r>
-      <w:r>
-        <w:rPr>
-          <w:rFonts w:ascii="Times New Roman" w:hAnsi="Times New Roman" w:cs="Times New Roman"/>
-        </w:rPr>
-        <w:t>B</w:t>
-      </w:r>
-      <w:r>
-        <w:rPr>
-          <w:rFonts w:ascii="Times New Roman" w:hAnsi="Times New Roman" w:cs="Times New Roman"/>
-        </w:rPr>
-        <w:t xml:space="preserve">) </w:t>
-      </w:r>
-      <w:r>
-        <w:rPr>
-          <w:rFonts w:ascii="Times New Roman" w:hAnsi="Times New Roman" w:cs="Times New Roman"/>
-          <w:vertAlign w:val="superscript"/>
-        </w:rPr>
-        <w:t>1</w:t>
-      </w:r>
-      <w:r>
-        <w:rPr>
-          <w:rFonts w:ascii="Times New Roman" w:hAnsi="Times New Roman" w:cs="Times New Roman"/>
-        </w:rPr>
-        <w:t>H NMR</w:t>
-      </w:r>
-      <w:r>
-        <w:rPr>
-          <w:rFonts w:ascii="Times New Roman" w:hAnsi="Times New Roman" w:cs="Times New Roman"/>
-        </w:rPr>
-        <w:t xml:space="preserve"> </w:t>
-      </w:r>
-      <w:r>
-        <w:rPr>
-          <w:rFonts w:ascii="Times New Roman" w:hAnsi="Times New Roman" w:cs="Times New Roman"/>
-        </w:rPr>
-        <w:t>Spectra of</w:t>
-      </w:r>
-      <w:r>
-        <w:rPr>
-          <w:rFonts w:ascii="Times New Roman" w:hAnsi="Times New Roman" w:cs="Times New Roman"/>
-        </w:rPr>
-        <w:t xml:space="preserve"> PIM-1 </w:t>
-      </w:r>
-      <w:r>
-        <w:rPr>
-          <w:rFonts w:ascii="Times New Roman" w:hAnsi="Times New Roman" w:cs="Times New Roman"/>
-        </w:rPr>
-        <w:t xml:space="preserve">and </w:t>
-      </w:r>
-      <w:r>
-        <w:rPr>
-          <w:rFonts w:ascii="Times New Roman" w:hAnsi="Times New Roman" w:cs="Times New Roman"/>
-        </w:rPr>
-        <w:t>PIM</w:t>
-      </w:r>
-      <w:r>
-        <w:rPr>
-          <w:rFonts w:ascii="Times New Roman" w:hAnsi="Times New Roman" w:cs="Times New Roman"/>
-        </w:rPr>
-        <w:t>-</w:t>
-      </w:r>
-      <w:proofErr w:type="spellStart"/>
-      <w:r>
-        <w:rPr>
-          <w:rFonts w:ascii="Times New Roman" w:hAnsi="Times New Roman" w:cs="Times New Roman"/>
-        </w:rPr>
-        <w:t>F</w:t>
-      </w:r>
-      <w:r>
-        <w:rPr>
-          <w:rFonts w:ascii="Times New Roman" w:hAnsi="Times New Roman" w:cs="Times New Roman"/>
-          <w:vertAlign w:val="subscript"/>
-        </w:rPr>
-        <w:t>x</w:t>
-      </w:r>
-      <w:proofErr w:type="spellEnd"/>
-      <w:r>
-        <w:rPr>
-          <w:rFonts w:ascii="Times New Roman" w:hAnsi="Times New Roman" w:cs="Times New Roman"/>
-          <w:vertAlign w:val="subscript"/>
-        </w:rPr>
-        <w:t xml:space="preserve"> </w:t>
+        <w:t xml:space="preserve">x </w:t>
       </w:r>
       <w:r>
         <w:rPr>
@@ -5718,14 +5214,7 @@
         <w:rPr>
           <w:rFonts w:ascii="Times New Roman" w:hAnsi="Times New Roman" w:cs="Times New Roman"/>
         </w:rPr>
-        <w:t>FTIR confirms PIM-</w:t>
-      </w:r>
-      <w:proofErr w:type="spellStart"/>
-      <w:r>
-        <w:rPr>
-          <w:rFonts w:ascii="Times New Roman" w:hAnsi="Times New Roman" w:cs="Times New Roman"/>
-        </w:rPr>
-        <w:t>F</w:t>
+        <w:t>FTIR confirms PIM-F</w:t>
       </w:r>
       <w:r>
         <w:rPr>
@@ -5734,7 +5223,6 @@
         </w:rPr>
         <w:t>x</w:t>
       </w:r>
-      <w:proofErr w:type="spellEnd"/>
       <w:r>
         <w:rPr>
           <w:rFonts w:ascii="Times New Roman" w:hAnsi="Times New Roman" w:cs="Times New Roman"/>
@@ -5751,14 +5239,7 @@
         <w:rPr>
           <w:rFonts w:ascii="Times New Roman" w:hAnsi="Times New Roman" w:cs="Times New Roman"/>
         </w:rPr>
-        <w:t>TGA analysis demonstrating thermal stability of pure PIM-1 and PIM-</w:t>
-      </w:r>
-      <w:proofErr w:type="spellStart"/>
-      <w:r>
-        <w:rPr>
-          <w:rFonts w:ascii="Times New Roman" w:hAnsi="Times New Roman" w:cs="Times New Roman"/>
-        </w:rPr>
-        <w:t>F</w:t>
+        <w:t>TGA analysis demonstrating thermal stability of pure PIM-1 and PIM-F</w:t>
       </w:r>
       <w:r>
         <w:rPr>
@@ -5767,7 +5248,6 @@
         </w:rPr>
         <w:t>x</w:t>
       </w:r>
-      <w:proofErr w:type="spellEnd"/>
       <w:r>
         <w:rPr>
           <w:rFonts w:ascii="Times New Roman" w:hAnsi="Times New Roman" w:cs="Times New Roman"/>
@@ -5854,16 +5334,7 @@
           <w:b/>
           <w:bCs/>
         </w:rPr>
-        <w:t>haracterization of PIM-</w:t>
-      </w:r>
-      <w:proofErr w:type="spellStart"/>
-      <w:r>
-        <w:rPr>
-          <w:rFonts w:ascii="Times New Roman" w:hAnsi="Times New Roman" w:cs="Times New Roman"/>
-          <w:b/>
-          <w:bCs/>
-        </w:rPr>
-        <w:t>F</w:t>
+        <w:t>haracterization of PIM-F</w:t>
       </w:r>
       <w:r>
         <w:rPr>
@@ -5874,7 +5345,6 @@
         </w:rPr>
         <w:t>x</w:t>
       </w:r>
-      <w:proofErr w:type="spellEnd"/>
       <w:r>
         <w:rPr>
           <w:rFonts w:ascii="Times New Roman" w:hAnsi="Times New Roman" w:cs="Times New Roman"/>
@@ -5909,14 +5379,7 @@
         <w:rPr>
           <w:rFonts w:ascii="Times New Roman" w:hAnsi="Times New Roman" w:cs="Times New Roman"/>
         </w:rPr>
-        <w:t>PIM-</w:t>
-      </w:r>
-      <w:proofErr w:type="spellStart"/>
-      <w:r>
-        <w:rPr>
-          <w:rFonts w:ascii="Times New Roman" w:hAnsi="Times New Roman" w:cs="Times New Roman"/>
-        </w:rPr>
-        <w:t>F</w:t>
+        <w:t>PIM-F</w:t>
       </w:r>
       <w:r>
         <w:rPr>
@@ -5925,7 +5388,6 @@
         </w:rPr>
         <w:t>x</w:t>
       </w:r>
-      <w:proofErr w:type="spellEnd"/>
       <w:r>
         <w:rPr>
           <w:rFonts w:ascii="Times New Roman" w:hAnsi="Times New Roman" w:cs="Times New Roman"/>
@@ -5936,14 +5398,7 @@
         <w:rPr>
           <w:rFonts w:ascii="Times New Roman" w:hAnsi="Times New Roman" w:cs="Times New Roman"/>
         </w:rPr>
-        <w:t>PIM-</w:t>
-      </w:r>
-      <w:proofErr w:type="spellStart"/>
-      <w:r>
-        <w:rPr>
-          <w:rFonts w:ascii="Times New Roman" w:hAnsi="Times New Roman" w:cs="Times New Roman"/>
-        </w:rPr>
-        <w:t>F</w:t>
+        <w:t>PIM-F</w:t>
       </w:r>
       <w:r>
         <w:rPr>
@@ -5952,26 +5407,11 @@
         </w:rPr>
         <w:t>x</w:t>
       </w:r>
-      <w:proofErr w:type="spellEnd"/>
-      <w:r>
-        <w:rPr>
-          <w:rFonts w:ascii="Times New Roman" w:hAnsi="Times New Roman" w:cs="Times New Roman"/>
-        </w:rPr>
-        <w:t xml:space="preserve"> powders were dissolved in chloroform at 3 </w:t>
-      </w:r>
-      <w:proofErr w:type="spellStart"/>
-      <w:r>
-        <w:rPr>
-          <w:rFonts w:ascii="Times New Roman" w:hAnsi="Times New Roman" w:cs="Times New Roman"/>
-        </w:rPr>
-        <w:t>wt</w:t>
-      </w:r>
-      <w:proofErr w:type="spellEnd"/>
-      <w:r>
-        <w:rPr>
-          <w:rFonts w:ascii="Times New Roman" w:hAnsi="Times New Roman" w:cs="Times New Roman"/>
-        </w:rPr>
-        <w:t xml:space="preserve">%/v and cast onto leveled glass substrates. Following solvent evaporation under ambient conditions, the resulting films were immersed in methanol for three days and subsequently dried under vacuum at 100 °C for 1 h, as illustrated in </w:t>
+      <w:r>
+        <w:rPr>
+          <w:rFonts w:ascii="Times New Roman" w:hAnsi="Times New Roman" w:cs="Times New Roman"/>
+        </w:rPr>
+        <w:t xml:space="preserve"> powders were dissolved in chloroform at 3 wt%/v and cast onto leveled glass substrates. Following solvent evaporation under ambient conditions, the resulting films were immersed in methanol for three days and subsequently dried under vacuum at 100 °C for 1 h, as illustrated in </w:t>
       </w:r>
       <w:r>
         <w:rPr>
@@ -6017,14 +5457,7 @@
         <w:rPr>
           <w:rFonts w:ascii="Times New Roman" w:hAnsi="Times New Roman" w:cs="Times New Roman"/>
         </w:rPr>
-        <w:t>PIM-</w:t>
-      </w:r>
-      <w:proofErr w:type="spellStart"/>
-      <w:r>
-        <w:rPr>
-          <w:rFonts w:ascii="Times New Roman" w:hAnsi="Times New Roman" w:cs="Times New Roman"/>
-        </w:rPr>
-        <w:t>F</w:t>
+        <w:t>PIM-F</w:t>
       </w:r>
       <w:r>
         <w:rPr>
@@ -6033,7 +5466,6 @@
         </w:rPr>
         <w:t>x</w:t>
       </w:r>
-      <w:proofErr w:type="spellEnd"/>
       <w:r>
         <w:rPr>
           <w:rFonts w:ascii="Times New Roman" w:hAnsi="Times New Roman" w:cs="Times New Roman"/>
@@ -6079,17 +5511,7 @@
           <w:bCs/>
           <w:highlight w:val="yellow"/>
         </w:rPr>
-        <w:t>PIM-</w:t>
-      </w:r>
-      <w:proofErr w:type="spellStart"/>
-      <w:r>
-        <w:rPr>
-          <w:rFonts w:ascii="Times New Roman" w:hAnsi="Times New Roman" w:cs="Times New Roman"/>
-          <w:b/>
-          <w:bCs/>
-          <w:highlight w:val="yellow"/>
-        </w:rPr>
-        <w:t>F</w:t>
+        <w:t>PIM-F</w:t>
       </w:r>
       <w:r>
         <w:rPr>
@@ -6101,7 +5523,6 @@
         </w:rPr>
         <w:t>x</w:t>
       </w:r>
-      <w:proofErr w:type="spellEnd"/>
       <w:r>
         <w:rPr>
           <w:rFonts w:ascii="Times New Roman" w:hAnsi="Times New Roman" w:cs="Times New Roman"/>
@@ -6190,10 +5611,10 @@
             <v:path o:extrusionok="f" gradientshapeok="t" o:connecttype="rect"/>
             <o:lock v:ext="edit" aspectratio="t"/>
           </v:shapetype>
-          <v:shape id="_x0000_i1027" type="#_x0000_t75" style="width:361.15pt;height:255.6pt" o:ole="">
+          <v:shape id="_x0000_i1025" type="#_x0000_t75" style="width:361.1pt;height:255.8pt" o:ole="">
             <v:imagedata r:id="rId9" o:title=""/>
           </v:shape>
-          <o:OLEObject Type="Embed" ProgID="Origin95.Graph" ShapeID="_x0000_i1027" DrawAspect="Content" ObjectID="_1852113554" r:id="rId10"/>
+          <o:OLEObject Type="Embed" ProgID="Origin95.Graph" ShapeID="_x0000_i1025" DrawAspect="Content" ObjectID="_1852118881" r:id="rId10"/>
         </w:object>
       </w:r>
     </w:p>
@@ -6261,16 +5682,7 @@
           <w:b/>
           <w:bCs/>
         </w:rPr>
-        <w:t>PIM-</w:t>
-      </w:r>
-      <w:proofErr w:type="spellStart"/>
-      <w:r>
-        <w:rPr>
-          <w:rFonts w:ascii="Times New Roman" w:hAnsi="Times New Roman" w:cs="Times New Roman"/>
-          <w:b/>
-          <w:bCs/>
-        </w:rPr>
-        <w:t>F</w:t>
+        <w:t>PIM-F</w:t>
       </w:r>
       <w:r>
         <w:rPr>
@@ -6281,7 +5693,6 @@
         </w:rPr>
         <w:t>x</w:t>
       </w:r>
-      <w:proofErr w:type="spellEnd"/>
       <w:r>
         <w:rPr>
           <w:rFonts w:ascii="Times New Roman" w:hAnsi="Times New Roman" w:cs="Times New Roman"/>
@@ -6442,14 +5853,7 @@
         <w:rPr>
           <w:rFonts w:ascii="Times New Roman" w:hAnsi="Times New Roman" w:cs="Times New Roman"/>
         </w:rPr>
-        <w:t>PIM-</w:t>
-      </w:r>
-      <w:proofErr w:type="spellStart"/>
-      <w:r>
-        <w:rPr>
-          <w:rFonts w:ascii="Times New Roman" w:hAnsi="Times New Roman" w:cs="Times New Roman"/>
-        </w:rPr>
-        <w:t>F</w:t>
+        <w:t>PIM-F</w:t>
       </w:r>
       <w:r>
         <w:rPr>
@@ -6458,7 +5862,6 @@
         </w:rPr>
         <w:t>x</w:t>
       </w:r>
-      <w:proofErr w:type="spellEnd"/>
       <w:r>
         <w:rPr>
           <w:rFonts w:ascii="Times New Roman" w:hAnsi="Times New Roman" w:cs="Times New Roman"/>
@@ -6487,14 +5890,7 @@
         <w:rPr>
           <w:rFonts w:ascii="Times New Roman" w:hAnsi="Times New Roman" w:cs="Times New Roman"/>
         </w:rPr>
-        <w:t>As shown, the incorporation of fluorinated moieties in the PIM-</w:t>
-      </w:r>
-      <w:proofErr w:type="spellStart"/>
-      <w:r>
-        <w:rPr>
-          <w:rFonts w:ascii="Times New Roman" w:hAnsi="Times New Roman" w:cs="Times New Roman"/>
-        </w:rPr>
-        <w:t>F</w:t>
+        <w:t>As shown, the incorporation of fluorinated moieties in the PIM-F</w:t>
       </w:r>
       <w:r>
         <w:rPr>
@@ -6503,7 +5899,6 @@
         </w:rPr>
         <w:t>x</w:t>
       </w:r>
-      <w:proofErr w:type="spellEnd"/>
       <w:r>
         <w:rPr>
           <w:rFonts w:ascii="Times New Roman" w:hAnsi="Times New Roman" w:cs="Times New Roman"/>
@@ -6728,14 +6123,7 @@
         <w:rPr>
           <w:rFonts w:ascii="Times New Roman" w:hAnsi="Times New Roman" w:cs="Times New Roman"/>
         </w:rPr>
-        <w:t>PIM-</w:t>
-      </w:r>
-      <w:proofErr w:type="spellStart"/>
-      <w:r>
-        <w:rPr>
-          <w:rFonts w:ascii="Times New Roman" w:hAnsi="Times New Roman" w:cs="Times New Roman"/>
-        </w:rPr>
-        <w:t>F</w:t>
+        <w:t>PIM-F</w:t>
       </w:r>
       <w:r>
         <w:rPr>
@@ -6744,7 +6132,6 @@
         </w:rPr>
         <w:t>x</w:t>
       </w:r>
-      <w:proofErr w:type="spellEnd"/>
       <w:r>
         <w:rPr>
           <w:rFonts w:ascii="Times New Roman" w:hAnsi="Times New Roman" w:cs="Times New Roman"/>
@@ -6785,14 +6172,7 @@
         <w:rPr>
           <w:rFonts w:ascii="Times New Roman" w:hAnsi="Times New Roman" w:cs="Times New Roman"/>
         </w:rPr>
-        <w:t>Additionally, all PIM-</w:t>
-      </w:r>
-      <w:proofErr w:type="spellStart"/>
-      <w:r>
-        <w:rPr>
-          <w:rFonts w:ascii="Times New Roman" w:hAnsi="Times New Roman" w:cs="Times New Roman"/>
-        </w:rPr>
-        <w:t>F</w:t>
+        <w:t>Additionally, all PIM-F</w:t>
       </w:r>
       <w:r>
         <w:rPr>
@@ -6801,7 +6181,6 @@
         </w:rPr>
         <w:t>x</w:t>
       </w:r>
-      <w:proofErr w:type="spellEnd"/>
       <w:r>
         <w:rPr>
           <w:rFonts w:ascii="Times New Roman" w:hAnsi="Times New Roman" w:cs="Times New Roman"/>
@@ -6831,14 +6210,7 @@
         <w:rPr>
           <w:rFonts w:ascii="Times New Roman" w:hAnsi="Times New Roman" w:cs="Times New Roman"/>
         </w:rPr>
-        <w:t>. Due to their initial high selectivity at low pressure (e.g., 30 psi), the PIM-</w:t>
-      </w:r>
-      <w:proofErr w:type="spellStart"/>
-      <w:r>
-        <w:rPr>
-          <w:rFonts w:ascii="Times New Roman" w:hAnsi="Times New Roman" w:cs="Times New Roman"/>
-        </w:rPr>
-        <w:t>F</w:t>
+        <w:t>. Due to their initial high selectivity at low pressure (e.g., 30 psi), the PIM-F</w:t>
       </w:r>
       <w:r>
         <w:rPr>
@@ -6847,7 +6219,6 @@
         </w:rPr>
         <w:t>x</w:t>
       </w:r>
-      <w:proofErr w:type="spellEnd"/>
       <w:r>
         <w:rPr>
           <w:rFonts w:ascii="Times New Roman" w:hAnsi="Times New Roman" w:cs="Times New Roman"/>
@@ -6970,23 +6341,13 @@
           <w:rFonts w:ascii="Times New Roman" w:hAnsi="Times New Roman" w:cs="Times New Roman"/>
         </w:rPr>
       </w:pPr>
-      <w:proofErr w:type="spellStart"/>
-      <w:r>
-        <w:rPr>
-          <w:rFonts w:ascii="Times New Roman" w:hAnsi="Times New Roman" w:cs="Times New Roman"/>
-          <w:b/>
-          <w:bCs/>
-        </w:rPr>
-        <w:t>Ruilan</w:t>
-      </w:r>
-      <w:proofErr w:type="spellEnd"/>
-      <w:r>
-        <w:rPr>
-          <w:rFonts w:ascii="Times New Roman" w:hAnsi="Times New Roman" w:cs="Times New Roman"/>
-          <w:b/>
-          <w:bCs/>
-        </w:rPr>
-        <w:t xml:space="preserve"> Guo − </w:t>
+      <w:r>
+        <w:rPr>
+          <w:rFonts w:ascii="Times New Roman" w:hAnsi="Times New Roman" w:cs="Times New Roman"/>
+          <w:b/>
+          <w:bCs/>
+        </w:rPr>
+        <w:t xml:space="preserve">Ruilan Guo − </w:t>
       </w:r>
       <w:r>
         <w:rPr>
@@ -7326,27 +6687,7 @@
               <w:iCs/>
               <w:color w:val="000000"/>
             </w:rPr>
-            <w:t xml:space="preserve">J. </w:t>
-          </w:r>
-          <w:proofErr w:type="spellStart"/>
-          <w:r>
-            <w:rPr>
-              <w:rFonts w:ascii="Times New Roman" w:eastAsia="Times New Roman" w:hAnsi="Times New Roman" w:cs="Times New Roman"/>
-              <w:i/>
-              <w:iCs/>
-              <w:color w:val="000000"/>
-            </w:rPr>
-            <w:t>Memb</w:t>
-          </w:r>
-          <w:proofErr w:type="spellEnd"/>
-          <w:r>
-            <w:rPr>
-              <w:rFonts w:ascii="Times New Roman" w:eastAsia="Times New Roman" w:hAnsi="Times New Roman" w:cs="Times New Roman"/>
-              <w:i/>
-              <w:iCs/>
-              <w:color w:val="000000"/>
-            </w:rPr>
-            <w:t>. Sci.</w:t>
+            <w:t>J. Memb. Sci.</w:t>
           </w:r>
           <w:r>
             <w:rPr>
@@ -7411,23 +6752,7 @@
               <w:color w:val="000000"/>
             </w:rPr>
             <w:tab/>
-            <w:t xml:space="preserve">Pardo, F.; Gutiérrez-Hernández, S. V.; Rodríguez-San Miguel, P.; </w:t>
-          </w:r>
-          <w:proofErr w:type="spellStart"/>
-          <w:r>
-            <w:rPr>
-              <w:rFonts w:ascii="Times New Roman" w:eastAsia="Times New Roman" w:hAnsi="Times New Roman" w:cs="Times New Roman"/>
-              <w:color w:val="000000"/>
-            </w:rPr>
-            <w:t>Zarca</w:t>
-          </w:r>
-          <w:proofErr w:type="spellEnd"/>
-          <w:r>
-            <w:rPr>
-              <w:rFonts w:ascii="Times New Roman" w:eastAsia="Times New Roman" w:hAnsi="Times New Roman" w:cs="Times New Roman"/>
-              <w:color w:val="000000"/>
-            </w:rPr>
-            <w:t xml:space="preserve">, G.; Urtiaga, A. Polymer/Ionic Liquid Pilot Scale Membrane Prototype for the Recovery of Difluoromethane (R-32) from Refrigerant Mixtures. </w:t>
+            <w:t xml:space="preserve">Pardo, F.; Gutiérrez-Hernández, S. V.; Rodríguez-San Miguel, P.; Zarca, G.; Urtiaga, A. Polymer/Ionic Liquid Pilot Scale Membrane Prototype for the Recovery of Difluoromethane (R-32) from Refrigerant Mixtures. </w:t>
           </w:r>
           <w:r>
             <w:rPr>
@@ -7436,27 +6761,7 @@
               <w:iCs/>
               <w:color w:val="000000"/>
             </w:rPr>
-            <w:t xml:space="preserve">Sep. </w:t>
-          </w:r>
-          <w:proofErr w:type="spellStart"/>
-          <w:r>
-            <w:rPr>
-              <w:rFonts w:ascii="Times New Roman" w:eastAsia="Times New Roman" w:hAnsi="Times New Roman" w:cs="Times New Roman"/>
-              <w:i/>
-              <w:iCs/>
-              <w:color w:val="000000"/>
-            </w:rPr>
-            <w:t>Purif</w:t>
-          </w:r>
-          <w:proofErr w:type="spellEnd"/>
-          <w:r>
-            <w:rPr>
-              <w:rFonts w:ascii="Times New Roman" w:eastAsia="Times New Roman" w:hAnsi="Times New Roman" w:cs="Times New Roman"/>
-              <w:i/>
-              <w:iCs/>
-              <w:color w:val="000000"/>
-            </w:rPr>
-            <w:t>. Technol.</w:t>
+            <w:t>Sep. Purif. Technol.</w:t>
           </w:r>
           <w:r>
             <w:rPr>
@@ -7605,23 +6910,7 @@
               <w:color w:val="000000"/>
             </w:rPr>
             <w:tab/>
-            <w:t xml:space="preserve">Laine, H. S.; </w:t>
-          </w:r>
-          <w:proofErr w:type="spellStart"/>
-          <w:r>
-            <w:rPr>
-              <w:rFonts w:ascii="Times New Roman" w:eastAsia="Times New Roman" w:hAnsi="Times New Roman" w:cs="Times New Roman"/>
-              <w:color w:val="000000"/>
-            </w:rPr>
-            <w:t>Salpakari</w:t>
-          </w:r>
-          <w:proofErr w:type="spellEnd"/>
-          <w:r>
-            <w:rPr>
-              <w:rFonts w:ascii="Times New Roman" w:eastAsia="Times New Roman" w:hAnsi="Times New Roman" w:cs="Times New Roman"/>
-              <w:color w:val="000000"/>
-            </w:rPr>
-            <w:t xml:space="preserve">, J.; Looney, E. E.; Savin, H.; Peters, I. M.; Buonassisi, T. Meeting Global Cooling Demand with Photovoltaics during the 21st Century. </w:t>
+            <w:t xml:space="preserve">Laine, H. S.; Salpakari, J.; Looney, E. E.; Savin, H.; Peters, I. M.; Buonassisi, T. Meeting Global Cooling Demand with Photovoltaics during the 21st Century. </w:t>
           </w:r>
           <w:r>
             <w:rPr>
@@ -7885,23 +7174,7 @@
               <w:color w:val="000000"/>
             </w:rPr>
             <w:tab/>
-            <w:t>Harders, A. N.; Sturd, E. R.; Vallier, J. E.; Corbin, D. R.; White, W. R.; Junk, C. P.; Shiflett, M. B. Selective Separation of HFC-32 from R-410A Using Poly(</w:t>
-          </w:r>
-          <w:proofErr w:type="spellStart"/>
-          <w:r>
-            <w:rPr>
-              <w:rFonts w:ascii="Times New Roman" w:eastAsia="Times New Roman" w:hAnsi="Times New Roman" w:cs="Times New Roman"/>
-              <w:color w:val="000000"/>
-            </w:rPr>
-            <w:t>Dimethylsiloxane</w:t>
-          </w:r>
-          <w:proofErr w:type="spellEnd"/>
-          <w:r>
-            <w:rPr>
-              <w:rFonts w:ascii="Times New Roman" w:eastAsia="Times New Roman" w:hAnsi="Times New Roman" w:cs="Times New Roman"/>
-              <w:color w:val="000000"/>
-            </w:rPr>
-            <w:t xml:space="preserve">) and a Copolymer of Perfluoro(Butenyl Vinyl Ether) and Perfluoro(2,2-Dimethyl-1,3-Dioxole). </w:t>
+            <w:t xml:space="preserve">Harders, A. N.; Sturd, E. R.; Vallier, J. E.; Corbin, D. R.; White, W. R.; Junk, C. P.; Shiflett, M. B. Selective Separation of HFC-32 from R-410A Using Poly(Dimethylsiloxane) and a Copolymer of Perfluoro(Butenyl Vinyl Ether) and Perfluoro(2,2-Dimethyl-1,3-Dioxole). </w:t>
           </w:r>
           <w:r>
             <w:rPr>
@@ -7910,27 +7183,7 @@
               <w:iCs/>
               <w:color w:val="000000"/>
             </w:rPr>
-            <w:t xml:space="preserve">J. </w:t>
-          </w:r>
-          <w:proofErr w:type="spellStart"/>
-          <w:r>
-            <w:rPr>
-              <w:rFonts w:ascii="Times New Roman" w:eastAsia="Times New Roman" w:hAnsi="Times New Roman" w:cs="Times New Roman"/>
-              <w:i/>
-              <w:iCs/>
-              <w:color w:val="000000"/>
-            </w:rPr>
-            <w:t>Memb</w:t>
-          </w:r>
-          <w:proofErr w:type="spellEnd"/>
-          <w:r>
-            <w:rPr>
-              <w:rFonts w:ascii="Times New Roman" w:eastAsia="Times New Roman" w:hAnsi="Times New Roman" w:cs="Times New Roman"/>
-              <w:i/>
-              <w:iCs/>
-              <w:color w:val="000000"/>
-            </w:rPr>
-            <w:t>. Sci.</w:t>
+            <w:t>J. Memb. Sci.</w:t>
           </w:r>
           <w:r>
             <w:rPr>
@@ -8151,71 +7404,7 @@
               <w:color w:val="000000"/>
             </w:rPr>
             <w:tab/>
-            <w:t xml:space="preserve">Tkachenko, I. M.; Belov, N. A.; Kobzar, Y. L.; Dorokhin, A. V.; Shekera, O. V.; </w:t>
-          </w:r>
-          <w:proofErr w:type="spellStart"/>
-          <w:r>
-            <w:rPr>
-              <w:rFonts w:ascii="Times New Roman" w:eastAsia="Times New Roman" w:hAnsi="Times New Roman" w:cs="Times New Roman"/>
-              <w:color w:val="000000"/>
-            </w:rPr>
-            <w:t>Shantarovich</w:t>
-          </w:r>
-          <w:proofErr w:type="spellEnd"/>
-          <w:r>
-            <w:rPr>
-              <w:rFonts w:ascii="Times New Roman" w:eastAsia="Times New Roman" w:hAnsi="Times New Roman" w:cs="Times New Roman"/>
-              <w:color w:val="000000"/>
-            </w:rPr>
-            <w:t xml:space="preserve">, V. P.; Bekeshev, V. G.; Shevchenko, V. V. Synthesis of Fluorinated Poly(Arylene Ether)s with Dibenzodioxin and </w:t>
-          </w:r>
-          <w:proofErr w:type="spellStart"/>
-          <w:r>
-            <w:rPr>
-              <w:rFonts w:ascii="Times New Roman" w:eastAsia="Times New Roman" w:hAnsi="Times New Roman" w:cs="Times New Roman"/>
-              <w:color w:val="000000"/>
-            </w:rPr>
-            <w:t>Spirobisindane</w:t>
-          </w:r>
-          <w:proofErr w:type="spellEnd"/>
-          <w:r>
-            <w:rPr>
-              <w:rFonts w:ascii="Times New Roman" w:eastAsia="Times New Roman" w:hAnsi="Times New Roman" w:cs="Times New Roman"/>
-              <w:color w:val="000000"/>
-            </w:rPr>
-            <w:t xml:space="preserve"> Units from New Bis(</w:t>
-          </w:r>
-          <w:proofErr w:type="spellStart"/>
-          <w:r>
-            <w:rPr>
-              <w:rFonts w:ascii="Times New Roman" w:eastAsia="Times New Roman" w:hAnsi="Times New Roman" w:cs="Times New Roman"/>
-              <w:color w:val="000000"/>
-            </w:rPr>
-            <w:t>Pentafluorophenyl</w:t>
-          </w:r>
-          <w:proofErr w:type="spellEnd"/>
-          <w:r>
-            <w:rPr>
-              <w:rFonts w:ascii="Times New Roman" w:eastAsia="Times New Roman" w:hAnsi="Times New Roman" w:cs="Times New Roman"/>
-              <w:color w:val="000000"/>
-            </w:rPr>
-            <w:t>)- and Bis(</w:t>
-          </w:r>
-          <w:proofErr w:type="spellStart"/>
-          <w:r>
-            <w:rPr>
-              <w:rFonts w:ascii="Times New Roman" w:eastAsia="Times New Roman" w:hAnsi="Times New Roman" w:cs="Times New Roman"/>
-              <w:color w:val="000000"/>
-            </w:rPr>
-            <w:t>Nonafluorobiphenyl</w:t>
-          </w:r>
-          <w:proofErr w:type="spellEnd"/>
-          <w:r>
-            <w:rPr>
-              <w:rFonts w:ascii="Times New Roman" w:eastAsia="Times New Roman" w:hAnsi="Times New Roman" w:cs="Times New Roman"/>
-              <w:color w:val="000000"/>
-            </w:rPr>
-            <w:t xml:space="preserve">)-Containing Monomers. </w:t>
+            <w:t xml:space="preserve">Tkachenko, I. M.; Belov, N. A.; Kobzar, Y. L.; Dorokhin, A. V.; Shekera, O. V.; Shantarovich, V. P.; Bekeshev, V. G.; Shevchenko, V. V. Synthesis of Fluorinated Poly(Arylene Ether)s with Dibenzodioxin and Spirobisindane Units from New Bis(Pentafluorophenyl)- and Bis(Nonafluorobiphenyl)-Containing Monomers. </w:t>
           </w:r>
           <w:r>
             <w:rPr>
@@ -8289,39 +7478,7 @@
               <w:color w:val="000000"/>
             </w:rPr>
             <w:tab/>
-            <w:t xml:space="preserve">Gutiérrez-Hernández, S. V.; Pardo, F.; Foster, A. B.; </w:t>
-          </w:r>
-          <w:proofErr w:type="spellStart"/>
-          <w:r>
-            <w:rPr>
-              <w:rFonts w:ascii="Times New Roman" w:eastAsia="Times New Roman" w:hAnsi="Times New Roman" w:cs="Times New Roman"/>
-              <w:color w:val="000000"/>
-            </w:rPr>
-            <w:t>Gorgojo</w:t>
-          </w:r>
-          <w:proofErr w:type="spellEnd"/>
-          <w:r>
-            <w:rPr>
-              <w:rFonts w:ascii="Times New Roman" w:eastAsia="Times New Roman" w:hAnsi="Times New Roman" w:cs="Times New Roman"/>
-              <w:color w:val="000000"/>
-            </w:rPr>
-            <w:t xml:space="preserve">, P.; Budd, P. M.; </w:t>
-          </w:r>
-          <w:proofErr w:type="spellStart"/>
-          <w:r>
-            <w:rPr>
-              <w:rFonts w:ascii="Times New Roman" w:eastAsia="Times New Roman" w:hAnsi="Times New Roman" w:cs="Times New Roman"/>
-              <w:color w:val="000000"/>
-            </w:rPr>
-            <w:t>Zarca</w:t>
-          </w:r>
-          <w:proofErr w:type="spellEnd"/>
-          <w:r>
-            <w:rPr>
-              <w:rFonts w:ascii="Times New Roman" w:eastAsia="Times New Roman" w:hAnsi="Times New Roman" w:cs="Times New Roman"/>
-              <w:color w:val="000000"/>
-            </w:rPr>
-            <w:t xml:space="preserve">, G.; Urtiaga, A. Outstanding Performance of PIM-1 Membranes towards the Separation of Fluorinated Refrigerant Gases. </w:t>
+            <w:t xml:space="preserve">Gutiérrez-Hernández, S. V.; Pardo, F.; Foster, A. B.; Gorgojo, P.; Budd, P. M.; Zarca, G.; Urtiaga, A. Outstanding Performance of PIM-1 Membranes towards the Separation of Fluorinated Refrigerant Gases. </w:t>
           </w:r>
           <w:r>
             <w:rPr>
@@ -8330,27 +7487,7 @@
               <w:iCs/>
               <w:color w:val="000000"/>
             </w:rPr>
-            <w:t xml:space="preserve">J. </w:t>
-          </w:r>
-          <w:proofErr w:type="spellStart"/>
-          <w:r>
-            <w:rPr>
-              <w:rFonts w:ascii="Times New Roman" w:eastAsia="Times New Roman" w:hAnsi="Times New Roman" w:cs="Times New Roman"/>
-              <w:i/>
-              <w:iCs/>
-              <w:color w:val="000000"/>
-            </w:rPr>
-            <w:t>Memb</w:t>
-          </w:r>
-          <w:proofErr w:type="spellEnd"/>
-          <w:r>
-            <w:rPr>
-              <w:rFonts w:ascii="Times New Roman" w:eastAsia="Times New Roman" w:hAnsi="Times New Roman" w:cs="Times New Roman"/>
-              <w:i/>
-              <w:iCs/>
-              <w:color w:val="000000"/>
-            </w:rPr>
-            <w:t>. Sci.</w:t>
+            <w:t>J. Memb. Sci.</w:t>
           </w:r>
           <w:r>
             <w:rPr>
@@ -8415,23 +7552,7 @@
               <w:color w:val="000000"/>
             </w:rPr>
             <w:tab/>
-            <w:t xml:space="preserve">Pardo, F.; Gutiérrez-Hernández, S. V.; Rodríguez-San Miguel, P.; </w:t>
-          </w:r>
-          <w:proofErr w:type="spellStart"/>
-          <w:r>
-            <w:rPr>
-              <w:rFonts w:ascii="Times New Roman" w:eastAsia="Times New Roman" w:hAnsi="Times New Roman" w:cs="Times New Roman"/>
-              <w:color w:val="000000"/>
-            </w:rPr>
-            <w:t>Zarca</w:t>
-          </w:r>
-          <w:proofErr w:type="spellEnd"/>
-          <w:r>
-            <w:rPr>
-              <w:rFonts w:ascii="Times New Roman" w:eastAsia="Times New Roman" w:hAnsi="Times New Roman" w:cs="Times New Roman"/>
-              <w:color w:val="000000"/>
-            </w:rPr>
-            <w:t xml:space="preserve">, G.; Urtiaga, A. Polymer/Ionic Liquid Pilot Scale Membrane Prototype for the Recovery of Difluoromethane (R-32) from Refrigerant Mixtures. </w:t>
+            <w:t xml:space="preserve">Pardo, F.; Gutiérrez-Hernández, S. V.; Rodríguez-San Miguel, P.; Zarca, G.; Urtiaga, A. Polymer/Ionic Liquid Pilot Scale Membrane Prototype for the Recovery of Difluoromethane (R-32) from Refrigerant Mixtures. </w:t>
           </w:r>
           <w:r>
             <w:rPr>
@@ -8440,27 +7561,7 @@
               <w:iCs/>
               <w:color w:val="000000"/>
             </w:rPr>
-            <w:t xml:space="preserve">Sep. </w:t>
-          </w:r>
-          <w:proofErr w:type="spellStart"/>
-          <w:r>
-            <w:rPr>
-              <w:rFonts w:ascii="Times New Roman" w:eastAsia="Times New Roman" w:hAnsi="Times New Roman" w:cs="Times New Roman"/>
-              <w:i/>
-              <w:iCs/>
-              <w:color w:val="000000"/>
-            </w:rPr>
-            <w:t>Purif</w:t>
-          </w:r>
-          <w:proofErr w:type="spellEnd"/>
-          <w:r>
-            <w:rPr>
-              <w:rFonts w:ascii="Times New Roman" w:eastAsia="Times New Roman" w:hAnsi="Times New Roman" w:cs="Times New Roman"/>
-              <w:i/>
-              <w:iCs/>
-              <w:color w:val="000000"/>
-            </w:rPr>
-            <w:t>. Technol.</w:t>
+            <w:t>Sep. Purif. Technol.</w:t>
           </w:r>
           <w:r>
             <w:rPr>
@@ -8525,23 +7626,7 @@
               <w:color w:val="000000"/>
             </w:rPr>
             <w:tab/>
-            <w:t xml:space="preserve">Pardo, F.; </w:t>
-          </w:r>
-          <w:proofErr w:type="spellStart"/>
-          <w:r>
-            <w:rPr>
-              <w:rFonts w:ascii="Times New Roman" w:eastAsia="Times New Roman" w:hAnsi="Times New Roman" w:cs="Times New Roman"/>
-              <w:color w:val="000000"/>
-            </w:rPr>
-            <w:t>Zarca</w:t>
-          </w:r>
-          <w:proofErr w:type="spellEnd"/>
-          <w:r>
-            <w:rPr>
-              <w:rFonts w:ascii="Times New Roman" w:eastAsia="Times New Roman" w:hAnsi="Times New Roman" w:cs="Times New Roman"/>
-              <w:color w:val="000000"/>
-            </w:rPr>
-            <w:t xml:space="preserve">, G.; Urtiaga, A. Effect of Feed Pressure and Long-Term Separation Performance of Pebax-Ionic Liquid Membranes for the Recovery of Difluoromethane (R32) from Refrigerant Mixture R410A. </w:t>
+            <w:t xml:space="preserve">Pardo, F.; Zarca, G.; Urtiaga, A. Effect of Feed Pressure and Long-Term Separation Performance of Pebax-Ionic Liquid Membranes for the Recovery of Difluoromethane (R32) from Refrigerant Mixture R410A. </w:t>
           </w:r>
           <w:r>
             <w:rPr>
@@ -8550,27 +7635,7 @@
               <w:iCs/>
               <w:color w:val="000000"/>
             </w:rPr>
-            <w:t xml:space="preserve">J. </w:t>
-          </w:r>
-          <w:proofErr w:type="spellStart"/>
-          <w:r>
-            <w:rPr>
-              <w:rFonts w:ascii="Times New Roman" w:eastAsia="Times New Roman" w:hAnsi="Times New Roman" w:cs="Times New Roman"/>
-              <w:i/>
-              <w:iCs/>
-              <w:color w:val="000000"/>
-            </w:rPr>
-            <w:t>Memb</w:t>
-          </w:r>
-          <w:proofErr w:type="spellEnd"/>
-          <w:r>
-            <w:rPr>
-              <w:rFonts w:ascii="Times New Roman" w:eastAsia="Times New Roman" w:hAnsi="Times New Roman" w:cs="Times New Roman"/>
-              <w:i/>
-              <w:iCs/>
-              <w:color w:val="000000"/>
-            </w:rPr>
-            <w:t>. Sci.</w:t>
+            <w:t>J. Memb. Sci.</w:t>
           </w:r>
           <w:r>
             <w:rPr>
@@ -8644,27 +7709,7 @@
               <w:iCs/>
               <w:color w:val="000000"/>
             </w:rPr>
-            <w:t xml:space="preserve">J. </w:t>
-          </w:r>
-          <w:proofErr w:type="spellStart"/>
-          <w:r>
-            <w:rPr>
-              <w:rFonts w:ascii="Times New Roman" w:eastAsia="Times New Roman" w:hAnsi="Times New Roman" w:cs="Times New Roman"/>
-              <w:i/>
-              <w:iCs/>
-              <w:color w:val="000000"/>
-            </w:rPr>
-            <w:t>Memb</w:t>
-          </w:r>
-          <w:proofErr w:type="spellEnd"/>
-          <w:r>
-            <w:rPr>
-              <w:rFonts w:ascii="Times New Roman" w:eastAsia="Times New Roman" w:hAnsi="Times New Roman" w:cs="Times New Roman"/>
-              <w:i/>
-              <w:iCs/>
-              <w:color w:val="000000"/>
-            </w:rPr>
-            <w:t>. Sci.</w:t>
+            <w:t>J. Memb. Sci.</w:t>
           </w:r>
           <w:r>
             <w:rPr>
@@ -8771,23 +7816,7 @@
               <w:color w:val="000000"/>
             </w:rPr>
             <w:tab/>
-            <w:t xml:space="preserve">Pardo, F.; </w:t>
-          </w:r>
-          <w:proofErr w:type="spellStart"/>
-          <w:r>
-            <w:rPr>
-              <w:rFonts w:ascii="Times New Roman" w:eastAsia="Times New Roman" w:hAnsi="Times New Roman" w:cs="Times New Roman"/>
-              <w:color w:val="000000"/>
-            </w:rPr>
-            <w:t>Zarca</w:t>
-          </w:r>
-          <w:proofErr w:type="spellEnd"/>
-          <w:r>
-            <w:rPr>
-              <w:rFonts w:ascii="Times New Roman" w:eastAsia="Times New Roman" w:hAnsi="Times New Roman" w:cs="Times New Roman"/>
-              <w:color w:val="000000"/>
-            </w:rPr>
-            <w:t xml:space="preserve">, G.; Urtiaga, A. Effect of Feed Pressure and Long-Term Separation Performance of Pebax-Ionic Liquid Membranes for the Recovery of Difluoromethane (R32) from Refrigerant Mixture R410A. </w:t>
+            <w:t xml:space="preserve">Pardo, F.; Zarca, G.; Urtiaga, A. Effect of Feed Pressure and Long-Term Separation Performance of Pebax-Ionic Liquid Membranes for the Recovery of Difluoromethane (R32) from Refrigerant Mixture R410A. </w:t>
           </w:r>
           <w:r>
             <w:rPr>
@@ -8796,27 +7825,7 @@
               <w:iCs/>
               <w:color w:val="000000"/>
             </w:rPr>
-            <w:t xml:space="preserve">J. </w:t>
-          </w:r>
-          <w:proofErr w:type="spellStart"/>
-          <w:r>
-            <w:rPr>
-              <w:rFonts w:ascii="Times New Roman" w:eastAsia="Times New Roman" w:hAnsi="Times New Roman" w:cs="Times New Roman"/>
-              <w:i/>
-              <w:iCs/>
-              <w:color w:val="000000"/>
-            </w:rPr>
-            <w:t>Memb</w:t>
-          </w:r>
-          <w:proofErr w:type="spellEnd"/>
-          <w:r>
-            <w:rPr>
-              <w:rFonts w:ascii="Times New Roman" w:eastAsia="Times New Roman" w:hAnsi="Times New Roman" w:cs="Times New Roman"/>
-              <w:i/>
-              <w:iCs/>
-              <w:color w:val="000000"/>
-            </w:rPr>
-            <w:t>. Sci.</w:t>
+            <w:t>J. Memb. Sci.</w:t>
           </w:r>
           <w:r>
             <w:rPr>
@@ -8923,39 +7932,7 @@
               <w:color w:val="000000"/>
             </w:rPr>
             <w:tab/>
-            <w:t xml:space="preserve">Shiflett, M.; </w:t>
-          </w:r>
-          <w:proofErr w:type="spellStart"/>
-          <w:r>
-            <w:rPr>
-              <w:rFonts w:ascii="Times New Roman" w:eastAsia="Times New Roman" w:hAnsi="Times New Roman" w:cs="Times New Roman"/>
-              <w:color w:val="000000"/>
-            </w:rPr>
-            <w:t>Yokozeki</w:t>
-          </w:r>
-          <w:proofErr w:type="spellEnd"/>
-          <w:r>
-            <w:rPr>
-              <w:rFonts w:ascii="Times New Roman" w:eastAsia="Times New Roman" w:hAnsi="Times New Roman" w:cs="Times New Roman"/>
-              <w:color w:val="000000"/>
-            </w:rPr>
-            <w:t xml:space="preserve">, A. Separation of Difluoromethane and </w:t>
-          </w:r>
-          <w:proofErr w:type="spellStart"/>
-          <w:r>
-            <w:rPr>
-              <w:rFonts w:ascii="Times New Roman" w:eastAsia="Times New Roman" w:hAnsi="Times New Roman" w:cs="Times New Roman"/>
-              <w:color w:val="000000"/>
-            </w:rPr>
-            <w:t>Pentafluoroethane</w:t>
-          </w:r>
-          <w:proofErr w:type="spellEnd"/>
-          <w:r>
-            <w:rPr>
-              <w:rFonts w:ascii="Times New Roman" w:eastAsia="Times New Roman" w:hAnsi="Times New Roman" w:cs="Times New Roman"/>
-              <w:color w:val="000000"/>
-            </w:rPr>
-            <w:t xml:space="preserve"> by Extractive Distillation Using Ionic Liquid. </w:t>
+            <w:t xml:space="preserve">Shiflett, M.; Yokozeki, A. Separation of Difluoromethane and Pentafluoroethane by Extractive Distillation Using Ionic Liquid. </w:t>
           </w:r>
           <w:r>
             <w:rPr>
@@ -9197,7 +8174,6 @@
             <w:tab/>
             <w:t xml:space="preserve">SATILMIŞ, B. Adsorption of Aniline from Aqueous System by Highly Fluorinated Polymers of Intrinsic Microporosity (PIM-2). </w:t>
           </w:r>
-          <w:proofErr w:type="spellStart"/>
           <w:r>
             <w:rPr>
               <w:rFonts w:ascii="Times New Roman" w:eastAsia="Times New Roman" w:hAnsi="Times New Roman" w:cs="Times New Roman"/>
@@ -9205,89 +8181,8 @@
               <w:iCs/>
               <w:color w:val="000000"/>
             </w:rPr>
-            <w:t>Iğdır</w:t>
-          </w:r>
-          <w:proofErr w:type="spellEnd"/>
-          <w:r>
-            <w:rPr>
-              <w:rFonts w:ascii="Times New Roman" w:eastAsia="Times New Roman" w:hAnsi="Times New Roman" w:cs="Times New Roman"/>
-              <w:i/>
-              <w:iCs/>
-              <w:color w:val="000000"/>
-            </w:rPr>
-            <w:t xml:space="preserve"> </w:t>
-          </w:r>
-          <w:proofErr w:type="spellStart"/>
-          <w:r>
-            <w:rPr>
-              <w:rFonts w:ascii="Times New Roman" w:eastAsia="Times New Roman" w:hAnsi="Times New Roman" w:cs="Times New Roman"/>
-              <w:i/>
-              <w:iCs/>
-              <w:color w:val="000000"/>
-            </w:rPr>
-            <w:t>Üniversitesi</w:t>
-          </w:r>
-          <w:proofErr w:type="spellEnd"/>
-          <w:r>
-            <w:rPr>
-              <w:rFonts w:ascii="Times New Roman" w:eastAsia="Times New Roman" w:hAnsi="Times New Roman" w:cs="Times New Roman"/>
-              <w:i/>
-              <w:iCs/>
-              <w:color w:val="000000"/>
-            </w:rPr>
-            <w:t xml:space="preserve"> Fen </w:t>
-          </w:r>
-          <w:proofErr w:type="spellStart"/>
-          <w:r>
-            <w:rPr>
-              <w:rFonts w:ascii="Times New Roman" w:eastAsia="Times New Roman" w:hAnsi="Times New Roman" w:cs="Times New Roman"/>
-              <w:i/>
-              <w:iCs/>
-              <w:color w:val="000000"/>
-            </w:rPr>
-            <w:t>Bilimleri</w:t>
-          </w:r>
-          <w:proofErr w:type="spellEnd"/>
-          <w:r>
-            <w:rPr>
-              <w:rFonts w:ascii="Times New Roman" w:eastAsia="Times New Roman" w:hAnsi="Times New Roman" w:cs="Times New Roman"/>
-              <w:i/>
-              <w:iCs/>
-              <w:color w:val="000000"/>
-            </w:rPr>
-            <w:t xml:space="preserve"> </w:t>
-          </w:r>
-          <w:proofErr w:type="spellStart"/>
-          <w:r>
-            <w:rPr>
-              <w:rFonts w:ascii="Times New Roman" w:eastAsia="Times New Roman" w:hAnsi="Times New Roman" w:cs="Times New Roman"/>
-              <w:i/>
-              <w:iCs/>
-              <w:color w:val="000000"/>
-            </w:rPr>
-            <w:t>Enstitüsü</w:t>
-          </w:r>
-          <w:proofErr w:type="spellEnd"/>
-          <w:r>
-            <w:rPr>
-              <w:rFonts w:ascii="Times New Roman" w:eastAsia="Times New Roman" w:hAnsi="Times New Roman" w:cs="Times New Roman"/>
-              <w:i/>
-              <w:iCs/>
-              <w:color w:val="000000"/>
-            </w:rPr>
-            <w:t xml:space="preserve"> </w:t>
-          </w:r>
-          <w:proofErr w:type="spellStart"/>
-          <w:r>
-            <w:rPr>
-              <w:rFonts w:ascii="Times New Roman" w:eastAsia="Times New Roman" w:hAnsi="Times New Roman" w:cs="Times New Roman"/>
-              <w:i/>
-              <w:iCs/>
-              <w:color w:val="000000"/>
-            </w:rPr>
-            <w:t>Dergisi</w:t>
-          </w:r>
-          <w:proofErr w:type="spellEnd"/>
+            <w:t>Iğdır Üniversitesi Fen Bilimleri Enstitüsü Dergisi</w:t>
+          </w:r>
           <w:r>
             <w:rPr>
               <w:rFonts w:ascii="Times New Roman" w:eastAsia="Times New Roman" w:hAnsi="Times New Roman" w:cs="Times New Roman"/>
@@ -9351,71 +8246,7 @@
               <w:color w:val="000000"/>
             </w:rPr>
             <w:tab/>
-            <w:t xml:space="preserve">Emamverdi, F.; Huang, J.; Razavi, N. M.; </w:t>
-          </w:r>
-          <w:proofErr w:type="spellStart"/>
-          <w:r>
-            <w:rPr>
-              <w:rFonts w:ascii="Times New Roman" w:eastAsia="Times New Roman" w:hAnsi="Times New Roman" w:cs="Times New Roman"/>
-              <w:color w:val="000000"/>
-            </w:rPr>
-            <w:t>Bojdys</w:t>
-          </w:r>
-          <w:proofErr w:type="spellEnd"/>
-          <w:r>
-            <w:rPr>
-              <w:rFonts w:ascii="Times New Roman" w:eastAsia="Times New Roman" w:hAnsi="Times New Roman" w:cs="Times New Roman"/>
-              <w:color w:val="000000"/>
-            </w:rPr>
-            <w:t xml:space="preserve">, M. J.; Foster, A. B.; Budd, P. M.; </w:t>
-          </w:r>
-          <w:proofErr w:type="spellStart"/>
-          <w:r>
-            <w:rPr>
-              <w:rFonts w:ascii="Times New Roman" w:eastAsia="Times New Roman" w:hAnsi="Times New Roman" w:cs="Times New Roman"/>
-              <w:color w:val="000000"/>
-            </w:rPr>
-            <w:t>Böhning</w:t>
-          </w:r>
-          <w:proofErr w:type="spellEnd"/>
-          <w:r>
-            <w:rPr>
-              <w:rFonts w:ascii="Times New Roman" w:eastAsia="Times New Roman" w:hAnsi="Times New Roman" w:cs="Times New Roman"/>
-              <w:color w:val="000000"/>
-            </w:rPr>
-            <w:t xml:space="preserve">, M.; </w:t>
-          </w:r>
-          <w:proofErr w:type="spellStart"/>
-          <w:r>
-            <w:rPr>
-              <w:rFonts w:ascii="Times New Roman" w:eastAsia="Times New Roman" w:hAnsi="Times New Roman" w:cs="Times New Roman"/>
-              <w:color w:val="000000"/>
-            </w:rPr>
-            <w:t>Schönhals</w:t>
-          </w:r>
-          <w:proofErr w:type="spellEnd"/>
-          <w:r>
-            <w:rPr>
-              <w:rFonts w:ascii="Times New Roman" w:eastAsia="Times New Roman" w:hAnsi="Times New Roman" w:cs="Times New Roman"/>
-              <w:color w:val="000000"/>
-            </w:rPr>
-            <w:t xml:space="preserve">, A. Molecular Mobility and Gas Transport Properties of Mixed Matrix Membranes Based on PIM-1 and a </w:t>
-          </w:r>
-          <w:proofErr w:type="spellStart"/>
-          <w:r>
-            <w:rPr>
-              <w:rFonts w:ascii="Times New Roman" w:eastAsia="Times New Roman" w:hAnsi="Times New Roman" w:cs="Times New Roman"/>
-              <w:color w:val="000000"/>
-            </w:rPr>
-            <w:t>Phosphinine</w:t>
-          </w:r>
-          <w:proofErr w:type="spellEnd"/>
-          <w:r>
-            <w:rPr>
-              <w:rFonts w:ascii="Times New Roman" w:eastAsia="Times New Roman" w:hAnsi="Times New Roman" w:cs="Times New Roman"/>
-              <w:color w:val="000000"/>
-            </w:rPr>
-            <w:t xml:space="preserve"> Containing Covalent Organic Framework. </w:t>
+            <w:t xml:space="preserve">Emamverdi, F.; Huang, J.; Razavi, N. M.; Bojdys, M. J.; Foster, A. B.; Budd, P. M.; Böhning, M.; Schönhals, A. Molecular Mobility and Gas Transport Properties of Mixed Matrix Membranes Based on PIM-1 and a Phosphinine Containing Covalent Organic Framework. </w:t>
           </w:r>
           <w:r>
             <w:rPr>
@@ -9489,55 +8320,7 @@
               <w:color w:val="000000"/>
             </w:rPr>
             <w:tab/>
-            <w:t xml:space="preserve">Shiflett, M. B.; </w:t>
-          </w:r>
-          <w:proofErr w:type="spellStart"/>
-          <w:r>
-            <w:rPr>
-              <w:rFonts w:ascii="Times New Roman" w:eastAsia="Times New Roman" w:hAnsi="Times New Roman" w:cs="Times New Roman"/>
-              <w:color w:val="000000"/>
-            </w:rPr>
-            <w:t>Yokozeki</w:t>
-          </w:r>
-          <w:proofErr w:type="spellEnd"/>
-          <w:r>
-            <w:rPr>
-              <w:rFonts w:ascii="Times New Roman" w:eastAsia="Times New Roman" w:hAnsi="Times New Roman" w:cs="Times New Roman"/>
-              <w:color w:val="000000"/>
-            </w:rPr>
-            <w:t xml:space="preserve">, A. Binary Vapor-Liquid and Vapor-Liquid-Liquid Equilibria of Hydrofluorocarbons (HFC-125 and HFC-143a) and </w:t>
-          </w:r>
-          <w:proofErr w:type="spellStart"/>
-          <w:r>
-            <w:rPr>
-              <w:rFonts w:ascii="Times New Roman" w:eastAsia="Times New Roman" w:hAnsi="Times New Roman" w:cs="Times New Roman"/>
-              <w:color w:val="000000"/>
-            </w:rPr>
-            <w:t>Hydrofluoroethers</w:t>
-          </w:r>
-          <w:proofErr w:type="spellEnd"/>
-          <w:r>
-            <w:rPr>
-              <w:rFonts w:ascii="Times New Roman" w:eastAsia="Times New Roman" w:hAnsi="Times New Roman" w:cs="Times New Roman"/>
-              <w:color w:val="000000"/>
-            </w:rPr>
-            <w:t xml:space="preserve"> (HFE-125 and HFE-143a) with Ionic Liquid [</w:t>
-          </w:r>
-          <w:proofErr w:type="spellStart"/>
-          <w:r>
-            <w:rPr>
-              <w:rFonts w:ascii="Times New Roman" w:eastAsia="Times New Roman" w:hAnsi="Times New Roman" w:cs="Times New Roman"/>
-              <w:color w:val="000000"/>
-            </w:rPr>
-            <w:t>Emim</w:t>
-          </w:r>
-          <w:proofErr w:type="spellEnd"/>
-          <w:r>
-            <w:rPr>
-              <w:rFonts w:ascii="Times New Roman" w:eastAsia="Times New Roman" w:hAnsi="Times New Roman" w:cs="Times New Roman"/>
-              <w:color w:val="000000"/>
-            </w:rPr>
-            <w:t xml:space="preserve">][Tf2N]. </w:t>
+            <w:t xml:space="preserve">Shiflett, M. B.; Yokozeki, A. Binary Vapor-Liquid and Vapor-Liquid-Liquid Equilibria of Hydrofluorocarbons (HFC-125 and HFC-143a) and Hydrofluoroethers (HFE-125 and HFE-143a) with Ionic Liquid [Emim][Tf2N]. </w:t>
           </w:r>
           <w:r>
             <w:rPr>
@@ -9611,23 +8394,7 @@
               <w:color w:val="000000"/>
             </w:rPr>
             <w:tab/>
-            <w:t xml:space="preserve">Asensio-Delgado, S.; Pardo, F.; </w:t>
-          </w:r>
-          <w:proofErr w:type="spellStart"/>
-          <w:r>
-            <w:rPr>
-              <w:rFonts w:ascii="Times New Roman" w:eastAsia="Times New Roman" w:hAnsi="Times New Roman" w:cs="Times New Roman"/>
-              <w:color w:val="000000"/>
-            </w:rPr>
-            <w:t>Zarca</w:t>
-          </w:r>
-          <w:proofErr w:type="spellEnd"/>
-          <w:r>
-            <w:rPr>
-              <w:rFonts w:ascii="Times New Roman" w:eastAsia="Times New Roman" w:hAnsi="Times New Roman" w:cs="Times New Roman"/>
-              <w:color w:val="000000"/>
-            </w:rPr>
-            <w:t xml:space="preserve">, G.; Urtiaga, A. Absorption Separation of Fluorinated Refrigerant Gases with Ionic Liquids: Equilibrium, Mass Transport, and Process Design. </w:t>
+            <w:t xml:space="preserve">Asensio-Delgado, S.; Pardo, F.; Zarca, G.; Urtiaga, A. Absorption Separation of Fluorinated Refrigerant Gases with Ionic Liquids: Equilibrium, Mass Transport, and Process Design. </w:t>
           </w:r>
           <w:r>
             <w:rPr>
@@ -9669,23 +8436,7 @@
               <w:color w:val="000000"/>
             </w:rPr>
             <w:tab/>
-            <w:t xml:space="preserve">Asensio-Delgado, S.; Jovell, D.; </w:t>
-          </w:r>
-          <w:proofErr w:type="spellStart"/>
-          <w:r>
-            <w:rPr>
-              <w:rFonts w:ascii="Times New Roman" w:eastAsia="Times New Roman" w:hAnsi="Times New Roman" w:cs="Times New Roman"/>
-              <w:color w:val="000000"/>
-            </w:rPr>
-            <w:t>Zarca</w:t>
-          </w:r>
-          <w:proofErr w:type="spellEnd"/>
-          <w:r>
-            <w:rPr>
-              <w:rFonts w:ascii="Times New Roman" w:eastAsia="Times New Roman" w:hAnsi="Times New Roman" w:cs="Times New Roman"/>
-              <w:color w:val="000000"/>
-            </w:rPr>
-            <w:t xml:space="preserve">, G.; Urtiaga, A.; Llovell, F. Thermodynamic and Process Modeling of the Recovery of R410A Compounds with Ionic Liquids. </w:t>
+            <w:t xml:space="preserve">Asensio-Delgado, S.; Jovell, D.; Zarca, G.; Urtiaga, A.; Llovell, F. Thermodynamic and Process Modeling of the Recovery of R410A Compounds with Ionic Liquids. </w:t>
           </w:r>
           <w:r>
             <w:rPr>
@@ -9759,40 +8510,8 @@
               <w:color w:val="000000"/>
             </w:rPr>
             <w:tab/>
-          </w:r>
-          <w:proofErr w:type="spellStart"/>
-          <w:r>
-            <w:rPr>
-              <w:rFonts w:ascii="Times New Roman" w:eastAsia="Times New Roman" w:hAnsi="Times New Roman" w:cs="Times New Roman"/>
-              <w:color w:val="000000"/>
-            </w:rPr>
-            <w:t>Wanigarathna</w:t>
-          </w:r>
-          <w:proofErr w:type="spellEnd"/>
-          <w:r>
-            <w:rPr>
-              <w:rFonts w:ascii="Times New Roman" w:eastAsia="Times New Roman" w:hAnsi="Times New Roman" w:cs="Times New Roman"/>
-              <w:color w:val="000000"/>
-            </w:rPr>
-            <w:t xml:space="preserve">, D. K. J. A.; Gao, J.; </w:t>
-          </w:r>
-          <w:proofErr w:type="spellStart"/>
-          <w:r>
-            <w:rPr>
-              <w:rFonts w:ascii="Times New Roman" w:eastAsia="Times New Roman" w:hAnsi="Times New Roman" w:cs="Times New Roman"/>
-              <w:color w:val="000000"/>
-            </w:rPr>
-            <w:t>Takanami</w:t>
-          </w:r>
-          <w:proofErr w:type="spellEnd"/>
-          <w:r>
-            <w:rPr>
-              <w:rFonts w:ascii="Times New Roman" w:eastAsia="Times New Roman" w:hAnsi="Times New Roman" w:cs="Times New Roman"/>
-              <w:color w:val="000000"/>
-            </w:rPr>
-            <w:t xml:space="preserve">, T.; Zhang, Q.; Liu, B. Adsorption Separation of R-22, R-32 and R-125 Fluorocarbons Using 4A Molecular Sieve Zeolite. </w:t>
-          </w:r>
-          <w:proofErr w:type="spellStart"/>
+            <w:t xml:space="preserve">Wanigarathna, D. K. J. A.; Gao, J.; Takanami, T.; Zhang, Q.; Liu, B. Adsorption Separation of R-22, R-32 and R-125 Fluorocarbons Using 4A Molecular Sieve Zeolite. </w:t>
+          </w:r>
           <w:r>
             <w:rPr>
               <w:rFonts w:ascii="Times New Roman" w:eastAsia="Times New Roman" w:hAnsi="Times New Roman" w:cs="Times New Roman"/>
@@ -9802,7 +8521,6 @@
             </w:rPr>
             <w:t>ChemistrySelect</w:t>
           </w:r>
-          <w:proofErr w:type="spellEnd"/>
           <w:r>
             <w:rPr>
               <w:rFonts w:ascii="Times New Roman" w:eastAsia="Times New Roman" w:hAnsi="Times New Roman" w:cs="Times New Roman"/>
@@ -9866,86 +8584,7 @@
               <w:color w:val="000000"/>
             </w:rPr>
             <w:tab/>
-          </w:r>
-          <w:proofErr w:type="spellStart"/>
-          <w:r>
-            <w:rPr>
-              <w:rFonts w:ascii="Times New Roman" w:eastAsia="Times New Roman" w:hAnsi="Times New Roman" w:cs="Times New Roman"/>
-              <w:color w:val="000000"/>
-            </w:rPr>
-            <w:t>Vopicka</w:t>
-          </w:r>
-          <w:proofErr w:type="spellEnd"/>
-          <w:r>
-            <w:rPr>
-              <w:rFonts w:ascii="Times New Roman" w:eastAsia="Times New Roman" w:hAnsi="Times New Roman" w:cs="Times New Roman"/>
-              <w:color w:val="000000"/>
-            </w:rPr>
-            <w:t xml:space="preserve">, O.; De Angelis, M. G.; Sarti, G. C.; </w:t>
-          </w:r>
-          <w:proofErr w:type="spellStart"/>
-          <w:r>
-            <w:rPr>
-              <w:rFonts w:ascii="Times New Roman" w:eastAsia="Times New Roman" w:hAnsi="Times New Roman" w:cs="Times New Roman"/>
-              <w:color w:val="000000"/>
-            </w:rPr>
-            <w:t>Yampolskii</w:t>
-          </w:r>
-          <w:proofErr w:type="spellEnd"/>
-          <w:r>
-            <w:rPr>
-              <w:rFonts w:ascii="Times New Roman" w:eastAsia="Times New Roman" w:hAnsi="Times New Roman" w:cs="Times New Roman"/>
-              <w:color w:val="000000"/>
-            </w:rPr>
-            <w:t xml:space="preserve">, Y.; </w:t>
-          </w:r>
-          <w:proofErr w:type="spellStart"/>
-          <w:r>
-            <w:rPr>
-              <w:rFonts w:ascii="Times New Roman" w:eastAsia="Times New Roman" w:hAnsi="Times New Roman" w:cs="Times New Roman"/>
-              <w:color w:val="000000"/>
-            </w:rPr>
-            <w:t>Finkelshtein</w:t>
-          </w:r>
-          <w:proofErr w:type="spellEnd"/>
-          <w:r>
-            <w:rPr>
-              <w:rFonts w:ascii="Times New Roman" w:eastAsia="Times New Roman" w:hAnsi="Times New Roman" w:cs="Times New Roman"/>
-              <w:color w:val="000000"/>
-            </w:rPr>
-            <w:t xml:space="preserve">, E.; </w:t>
-          </w:r>
-          <w:proofErr w:type="spellStart"/>
-          <w:r>
-            <w:rPr>
-              <w:rFonts w:ascii="Times New Roman" w:eastAsia="Times New Roman" w:hAnsi="Times New Roman" w:cs="Times New Roman"/>
-              <w:color w:val="000000"/>
-            </w:rPr>
-            <w:t>Bermeshev</w:t>
-          </w:r>
-          <w:proofErr w:type="spellEnd"/>
-          <w:r>
-            <w:rPr>
-              <w:rFonts w:ascii="Times New Roman" w:eastAsia="Times New Roman" w:hAnsi="Times New Roman" w:cs="Times New Roman"/>
-              <w:color w:val="000000"/>
-            </w:rPr>
-            <w:t>, M. Sorption and Diffusion of Gases and Vapors in Poly (Exo,Endo-3,4- Bis(Trimethylsilyl)</w:t>
-          </w:r>
-          <w:proofErr w:type="spellStart"/>
-          <w:r>
-            <w:rPr>
-              <w:rFonts w:ascii="Times New Roman" w:eastAsia="Times New Roman" w:hAnsi="Times New Roman" w:cs="Times New Roman"/>
-              <w:color w:val="000000"/>
-            </w:rPr>
-            <w:t>Tricyclononene</w:t>
-          </w:r>
-          <w:proofErr w:type="spellEnd"/>
-          <w:r>
-            <w:rPr>
-              <w:rFonts w:ascii="Times New Roman" w:eastAsia="Times New Roman" w:hAnsi="Times New Roman" w:cs="Times New Roman"/>
-              <w:color w:val="000000"/>
-            </w:rPr>
-            <w:t xml:space="preserve">). In </w:t>
+            <w:t xml:space="preserve">Vopicka, O.; De Angelis, M. G.; Sarti, G. C.; Yampolskii, Y.; Finkelshtein, E.; Bermeshev, M. Sorption and Diffusion of Gases and Vapors in Poly (Exo,Endo-3,4- Bis(Trimethylsilyl)Tricyclononene). In </w:t>
           </w:r>
           <w:r>
             <w:rPr>
@@ -9988,22 +8627,7 @@
               <w:color w:val="000000"/>
             </w:rPr>
             <w:tab/>
-          </w:r>
-          <w:proofErr w:type="spellStart"/>
-          <w:r>
-            <w:rPr>
-              <w:rFonts w:ascii="Times New Roman" w:eastAsia="Times New Roman" w:hAnsi="Times New Roman" w:cs="Times New Roman"/>
-              <w:color w:val="000000"/>
-            </w:rPr>
-            <w:t>Pinnau</w:t>
-          </w:r>
-          <w:proofErr w:type="spellEnd"/>
-          <w:r>
-            <w:rPr>
-              <w:rFonts w:ascii="Times New Roman" w:eastAsia="Times New Roman" w:hAnsi="Times New Roman" w:cs="Times New Roman"/>
-              <w:color w:val="000000"/>
-            </w:rPr>
-            <w:t xml:space="preserve">, I.; Toy, L. G. </w:t>
+            <w:t xml:space="preserve">Pinnau, I.; Toy, L. G. </w:t>
           </w:r>
           <w:r>
             <w:rPr>
@@ -10045,39 +8669,7 @@
               <w:color w:val="000000"/>
             </w:rPr>
             <w:tab/>
-            <w:t xml:space="preserve">Budd, P. M.; Ghanem, B. S.; </w:t>
-          </w:r>
-          <w:proofErr w:type="spellStart"/>
-          <w:r>
-            <w:rPr>
-              <w:rFonts w:ascii="Times New Roman" w:eastAsia="Times New Roman" w:hAnsi="Times New Roman" w:cs="Times New Roman"/>
-              <w:color w:val="000000"/>
-            </w:rPr>
-            <w:t>Makhseed</w:t>
-          </w:r>
-          <w:proofErr w:type="spellEnd"/>
-          <w:r>
-            <w:rPr>
-              <w:rFonts w:ascii="Times New Roman" w:eastAsia="Times New Roman" w:hAnsi="Times New Roman" w:cs="Times New Roman"/>
-              <w:color w:val="000000"/>
-            </w:rPr>
-            <w:t xml:space="preserve">, S.; McKeown, N. B.; </w:t>
-          </w:r>
-          <w:proofErr w:type="spellStart"/>
-          <w:r>
-            <w:rPr>
-              <w:rFonts w:ascii="Times New Roman" w:eastAsia="Times New Roman" w:hAnsi="Times New Roman" w:cs="Times New Roman"/>
-              <w:color w:val="000000"/>
-            </w:rPr>
-            <w:t>Msayib</w:t>
-          </w:r>
-          <w:proofErr w:type="spellEnd"/>
-          <w:r>
-            <w:rPr>
-              <w:rFonts w:ascii="Times New Roman" w:eastAsia="Times New Roman" w:hAnsi="Times New Roman" w:cs="Times New Roman"/>
-              <w:color w:val="000000"/>
-            </w:rPr>
-            <w:t xml:space="preserve">, K. J.; Tattershall, C. E. Polymers of Intrinsic Microporosity (PIMs): Robust, Solution-Processable, Organic Nanoporous Materials. </w:t>
+            <w:t xml:space="preserve">Budd, P. M.; Ghanem, B. S.; Makhseed, S.; McKeown, N. B.; Msayib, K. J.; Tattershall, C. E. Polymers of Intrinsic Microporosity (PIMs): Robust, Solution-Processable, Organic Nanoporous Materials. </w:t>
           </w:r>
           <w:r>
             <w:rPr>
@@ -10151,23 +8743,7 @@
               <w:color w:val="000000"/>
             </w:rPr>
             <w:tab/>
-            <w:t xml:space="preserve">Abedini, R.; </w:t>
-          </w:r>
-          <w:proofErr w:type="spellStart"/>
-          <w:r>
-            <w:rPr>
-              <w:rFonts w:ascii="Times New Roman" w:eastAsia="Times New Roman" w:hAnsi="Times New Roman" w:cs="Times New Roman"/>
-              <w:color w:val="000000"/>
-            </w:rPr>
-            <w:t>Nezhadmoghadam</w:t>
-          </w:r>
-          <w:proofErr w:type="spellEnd"/>
-          <w:r>
-            <w:rPr>
-              <w:rFonts w:ascii="Times New Roman" w:eastAsia="Times New Roman" w:hAnsi="Times New Roman" w:cs="Times New Roman"/>
-              <w:color w:val="000000"/>
-            </w:rPr>
-            <w:t>, A. APPLICATION OF MEMBRANE IN GAS SEPARATION PROCESSES: ITS SUITABILITY AND MECHANISMS.</w:t>
+            <w:t>Abedini, R.; Nezhadmoghadam, A. APPLICATION OF MEMBRANE IN GAS SEPARATION PROCESSES: ITS SUITABILITY AND MECHANISMS.</w:t>
           </w:r>
         </w:p>
         <w:p>
@@ -10193,39 +8769,7 @@
               <w:color w:val="000000"/>
             </w:rPr>
             <w:tab/>
-            <w:t xml:space="preserve">Gutiérrez-Hernández, S. V.; Pardo, F.; Foster, A. B.; </w:t>
-          </w:r>
-          <w:proofErr w:type="spellStart"/>
-          <w:r>
-            <w:rPr>
-              <w:rFonts w:ascii="Times New Roman" w:eastAsia="Times New Roman" w:hAnsi="Times New Roman" w:cs="Times New Roman"/>
-              <w:color w:val="000000"/>
-            </w:rPr>
-            <w:t>Gorgojo</w:t>
-          </w:r>
-          <w:proofErr w:type="spellEnd"/>
-          <w:r>
-            <w:rPr>
-              <w:rFonts w:ascii="Times New Roman" w:eastAsia="Times New Roman" w:hAnsi="Times New Roman" w:cs="Times New Roman"/>
-              <w:color w:val="000000"/>
-            </w:rPr>
-            <w:t xml:space="preserve">, P.; Budd, P. M.; </w:t>
-          </w:r>
-          <w:proofErr w:type="spellStart"/>
-          <w:r>
-            <w:rPr>
-              <w:rFonts w:ascii="Times New Roman" w:eastAsia="Times New Roman" w:hAnsi="Times New Roman" w:cs="Times New Roman"/>
-              <w:color w:val="000000"/>
-            </w:rPr>
-            <w:t>Zarca</w:t>
-          </w:r>
-          <w:proofErr w:type="spellEnd"/>
-          <w:r>
-            <w:rPr>
-              <w:rFonts w:ascii="Times New Roman" w:eastAsia="Times New Roman" w:hAnsi="Times New Roman" w:cs="Times New Roman"/>
-              <w:color w:val="000000"/>
-            </w:rPr>
-            <w:t xml:space="preserve">, G.; Urtiaga, A. Outstanding Performance of PIM-1 Membranes towards the Separation of Fluorinated Refrigerant Gases. </w:t>
+            <w:t xml:space="preserve">Gutiérrez-Hernández, S. V.; Pardo, F.; Foster, A. B.; Gorgojo, P.; Budd, P. M.; Zarca, G.; Urtiaga, A. Outstanding Performance of PIM-1 Membranes towards the Separation of Fluorinated Refrigerant Gases. </w:t>
           </w:r>
           <w:r>
             <w:rPr>
@@ -10234,27 +8778,7 @@
               <w:iCs/>
               <w:color w:val="000000"/>
             </w:rPr>
-            <w:t xml:space="preserve">J. </w:t>
-          </w:r>
-          <w:proofErr w:type="spellStart"/>
-          <w:r>
-            <w:rPr>
-              <w:rFonts w:ascii="Times New Roman" w:eastAsia="Times New Roman" w:hAnsi="Times New Roman" w:cs="Times New Roman"/>
-              <w:i/>
-              <w:iCs/>
-              <w:color w:val="000000"/>
-            </w:rPr>
-            <w:t>Memb</w:t>
-          </w:r>
-          <w:proofErr w:type="spellEnd"/>
-          <w:r>
-            <w:rPr>
-              <w:rFonts w:ascii="Times New Roman" w:eastAsia="Times New Roman" w:hAnsi="Times New Roman" w:cs="Times New Roman"/>
-              <w:i/>
-              <w:iCs/>
-              <w:color w:val="000000"/>
-            </w:rPr>
-            <w:t>. Sci.</w:t>
+            <w:t>J. Memb. Sci.</w:t>
           </w:r>
           <w:r>
             <w:rPr>
@@ -10319,39 +8843,7 @@
               <w:color w:val="000000"/>
             </w:rPr>
             <w:tab/>
-            <w:t xml:space="preserve">Ghasemi </w:t>
-          </w:r>
-          <w:proofErr w:type="spellStart"/>
-          <w:r>
-            <w:rPr>
-              <w:rFonts w:ascii="Times New Roman" w:eastAsia="Times New Roman" w:hAnsi="Times New Roman" w:cs="Times New Roman"/>
-              <w:color w:val="000000"/>
-            </w:rPr>
-            <w:t>Estahbanati</w:t>
-          </w:r>
-          <w:proofErr w:type="spellEnd"/>
-          <w:r>
-            <w:rPr>
-              <w:rFonts w:ascii="Times New Roman" w:eastAsia="Times New Roman" w:hAnsi="Times New Roman" w:cs="Times New Roman"/>
-              <w:color w:val="000000"/>
-            </w:rPr>
-            <w:t xml:space="preserve">, E.; </w:t>
-          </w:r>
-          <w:proofErr w:type="spellStart"/>
-          <w:r>
-            <w:rPr>
-              <w:rFonts w:ascii="Times New Roman" w:eastAsia="Times New Roman" w:hAnsi="Times New Roman" w:cs="Times New Roman"/>
-              <w:color w:val="000000"/>
-            </w:rPr>
-            <w:t>Omidkhah</w:t>
-          </w:r>
-          <w:proofErr w:type="spellEnd"/>
-          <w:r>
-            <w:rPr>
-              <w:rFonts w:ascii="Times New Roman" w:eastAsia="Times New Roman" w:hAnsi="Times New Roman" w:cs="Times New Roman"/>
-              <w:color w:val="000000"/>
-            </w:rPr>
-            <w:t xml:space="preserve">, M.; Ebadi Amooghin, A. Preparation and Characterization of Novel Ionic Liquid/Pebax Membranes for Efficient CO2/Light Gases Separation. </w:t>
+            <w:t xml:space="preserve">Ghasemi Estahbanati, E.; Omidkhah, M.; Ebadi Amooghin, A. Preparation and Characterization of Novel Ionic Liquid/Pebax Membranes for Efficient CO2/Light Gases Separation. </w:t>
           </w:r>
           <w:r>
             <w:rPr>
@@ -10425,23 +8917,7 @@
               <w:color w:val="000000"/>
             </w:rPr>
             <w:tab/>
-            <w:t xml:space="preserve">Pardo, F.; Gutiérrez-Hernández, S. V.; Rodríguez-San Miguel, P.; </w:t>
-          </w:r>
-          <w:proofErr w:type="spellStart"/>
-          <w:r>
-            <w:rPr>
-              <w:rFonts w:ascii="Times New Roman" w:eastAsia="Times New Roman" w:hAnsi="Times New Roman" w:cs="Times New Roman"/>
-              <w:color w:val="000000"/>
-            </w:rPr>
-            <w:t>Zarca</w:t>
-          </w:r>
-          <w:proofErr w:type="spellEnd"/>
-          <w:r>
-            <w:rPr>
-              <w:rFonts w:ascii="Times New Roman" w:eastAsia="Times New Roman" w:hAnsi="Times New Roman" w:cs="Times New Roman"/>
-              <w:color w:val="000000"/>
-            </w:rPr>
-            <w:t xml:space="preserve">, G.; Urtiaga, A. Polymer/Ionic Liquid Pilot Scale Membrane Prototype for the Recovery of Difluoromethane (R-32) from Refrigerant Mixtures. </w:t>
+            <w:t xml:space="preserve">Pardo, F.; Gutiérrez-Hernández, S. V.; Rodríguez-San Miguel, P.; Zarca, G.; Urtiaga, A. Polymer/Ionic Liquid Pilot Scale Membrane Prototype for the Recovery of Difluoromethane (R-32) from Refrigerant Mixtures. </w:t>
           </w:r>
           <w:r>
             <w:rPr>
@@ -10450,27 +8926,7 @@
               <w:iCs/>
               <w:color w:val="000000"/>
             </w:rPr>
-            <w:t xml:space="preserve">Sep. </w:t>
-          </w:r>
-          <w:proofErr w:type="spellStart"/>
-          <w:r>
-            <w:rPr>
-              <w:rFonts w:ascii="Times New Roman" w:eastAsia="Times New Roman" w:hAnsi="Times New Roman" w:cs="Times New Roman"/>
-              <w:i/>
-              <w:iCs/>
-              <w:color w:val="000000"/>
-            </w:rPr>
-            <w:t>Purif</w:t>
-          </w:r>
-          <w:proofErr w:type="spellEnd"/>
-          <w:r>
-            <w:rPr>
-              <w:rFonts w:ascii="Times New Roman" w:eastAsia="Times New Roman" w:hAnsi="Times New Roman" w:cs="Times New Roman"/>
-              <w:i/>
-              <w:iCs/>
-              <w:color w:val="000000"/>
-            </w:rPr>
-            <w:t>. Technol.</w:t>
+            <w:t>Sep. Purif. Technol.</w:t>
           </w:r>
           <w:r>
             <w:rPr>
@@ -10535,23 +8991,7 @@
               <w:color w:val="000000"/>
             </w:rPr>
             <w:tab/>
-            <w:t xml:space="preserve">Pardo, F.; </w:t>
-          </w:r>
-          <w:proofErr w:type="spellStart"/>
-          <w:r>
-            <w:rPr>
-              <w:rFonts w:ascii="Times New Roman" w:eastAsia="Times New Roman" w:hAnsi="Times New Roman" w:cs="Times New Roman"/>
-              <w:color w:val="000000"/>
-            </w:rPr>
-            <w:t>Zarca</w:t>
-          </w:r>
-          <w:proofErr w:type="spellEnd"/>
-          <w:r>
-            <w:rPr>
-              <w:rFonts w:ascii="Times New Roman" w:eastAsia="Times New Roman" w:hAnsi="Times New Roman" w:cs="Times New Roman"/>
-              <w:color w:val="000000"/>
-            </w:rPr>
-            <w:t xml:space="preserve">, G.; Urtiaga, A. Effect of Feed Pressure and Long-Term Separation Performance of Pebax-Ionic Liquid Membranes for the Recovery of Difluoromethane (R32) from Refrigerant Mixture R410A. </w:t>
+            <w:t xml:space="preserve">Pardo, F.; Zarca, G.; Urtiaga, A. Effect of Feed Pressure and Long-Term Separation Performance of Pebax-Ionic Liquid Membranes for the Recovery of Difluoromethane (R32) from Refrigerant Mixture R410A. </w:t>
           </w:r>
           <w:r>
             <w:rPr>
@@ -10560,27 +9000,7 @@
               <w:iCs/>
               <w:color w:val="000000"/>
             </w:rPr>
-            <w:t xml:space="preserve">J. </w:t>
-          </w:r>
-          <w:proofErr w:type="spellStart"/>
-          <w:r>
-            <w:rPr>
-              <w:rFonts w:ascii="Times New Roman" w:eastAsia="Times New Roman" w:hAnsi="Times New Roman" w:cs="Times New Roman"/>
-              <w:i/>
-              <w:iCs/>
-              <w:color w:val="000000"/>
-            </w:rPr>
-            <w:t>Memb</w:t>
-          </w:r>
-          <w:proofErr w:type="spellEnd"/>
-          <w:r>
-            <w:rPr>
-              <w:rFonts w:ascii="Times New Roman" w:eastAsia="Times New Roman" w:hAnsi="Times New Roman" w:cs="Times New Roman"/>
-              <w:i/>
-              <w:iCs/>
-              <w:color w:val="000000"/>
-            </w:rPr>
-            <w:t>. Sci.</w:t>
+            <w:t>J. Memb. Sci.</w:t>
           </w:r>
           <w:r>
             <w:rPr>
@@ -10719,23 +9139,7 @@
               <w:color w:val="000000"/>
             </w:rPr>
             <w:tab/>
-            <w:t xml:space="preserve">Pardo, F.; </w:t>
-          </w:r>
-          <w:proofErr w:type="spellStart"/>
-          <w:r>
-            <w:rPr>
-              <w:rFonts w:ascii="Times New Roman" w:eastAsia="Times New Roman" w:hAnsi="Times New Roman" w:cs="Times New Roman"/>
-              <w:color w:val="000000"/>
-            </w:rPr>
-            <w:t>Zarca</w:t>
-          </w:r>
-          <w:proofErr w:type="spellEnd"/>
-          <w:r>
-            <w:rPr>
-              <w:rFonts w:ascii="Times New Roman" w:eastAsia="Times New Roman" w:hAnsi="Times New Roman" w:cs="Times New Roman"/>
-              <w:color w:val="000000"/>
-            </w:rPr>
-            <w:t xml:space="preserve">, G.; Urtiaga, A. Separation of Refrigerant Gas Mixtures Containing R32, R134a, and R1234yf through Poly(Ether- Block-Amide) Membranes. </w:t>
+            <w:t xml:space="preserve">Pardo, F.; Zarca, G.; Urtiaga, A. Separation of Refrigerant Gas Mixtures Containing R32, R134a, and R1234yf through Poly(Ether- Block-Amide) Membranes. </w:t>
           </w:r>
           <w:r>
             <w:rPr>
@@ -10851,39 +9255,7 @@
               <w:color w:val="000000"/>
             </w:rPr>
             <w:tab/>
-            <w:t xml:space="preserve">Pardo, F.; Gutiérrez-Hernández, S. V.; </w:t>
-          </w:r>
-          <w:proofErr w:type="spellStart"/>
-          <w:r>
-            <w:rPr>
-              <w:rFonts w:ascii="Times New Roman" w:eastAsia="Times New Roman" w:hAnsi="Times New Roman" w:cs="Times New Roman"/>
-              <w:color w:val="000000"/>
-            </w:rPr>
-            <w:t>Zarca</w:t>
-          </w:r>
-          <w:proofErr w:type="spellEnd"/>
-          <w:r>
-            <w:rPr>
-              <w:rFonts w:ascii="Times New Roman" w:eastAsia="Times New Roman" w:hAnsi="Times New Roman" w:cs="Times New Roman"/>
-              <w:color w:val="000000"/>
-            </w:rPr>
-            <w:t>, G.; Urtiaga, A. Toward the Recycling of Low-GWP Hydrofluorocarbon/</w:t>
-          </w:r>
-          <w:proofErr w:type="spellStart"/>
-          <w:r>
-            <w:rPr>
-              <w:rFonts w:ascii="Times New Roman" w:eastAsia="Times New Roman" w:hAnsi="Times New Roman" w:cs="Times New Roman"/>
-              <w:color w:val="000000"/>
-            </w:rPr>
-            <w:t>Hydrofluoroolefin</w:t>
-          </w:r>
-          <w:proofErr w:type="spellEnd"/>
-          <w:r>
-            <w:rPr>
-              <w:rFonts w:ascii="Times New Roman" w:eastAsia="Times New Roman" w:hAnsi="Times New Roman" w:cs="Times New Roman"/>
-              <w:color w:val="000000"/>
-            </w:rPr>
-            <w:t xml:space="preserve"> Refrigerant Mixtures Using Composite Ionic Liquid-Polymer Membranes. </w:t>
+            <w:t xml:space="preserve">Pardo, F.; Gutiérrez-Hernández, S. V.; Zarca, G.; Urtiaga, A. Toward the Recycling of Low-GWP Hydrofluorocarbon/Hydrofluoroolefin Refrigerant Mixtures Using Composite Ionic Liquid-Polymer Membranes. </w:t>
           </w:r>
           <w:r>
             <w:rPr>
@@ -10958,39 +9330,7 @@
               <w:color w:val="000000"/>
             </w:rPr>
             <w:tab/>
-            <w:t xml:space="preserve">Merkel, T. C.; Bondar, V. I.; Nagai, K.; Freeman, B. D.; </w:t>
-          </w:r>
-          <w:proofErr w:type="spellStart"/>
-          <w:r>
-            <w:rPr>
-              <w:rFonts w:ascii="Times New Roman" w:eastAsia="Times New Roman" w:hAnsi="Times New Roman" w:cs="Times New Roman"/>
-              <w:color w:val="000000"/>
-            </w:rPr>
-            <w:t>Pinnau</w:t>
-          </w:r>
-          <w:proofErr w:type="spellEnd"/>
-          <w:r>
-            <w:rPr>
-              <w:rFonts w:ascii="Times New Roman" w:eastAsia="Times New Roman" w:hAnsi="Times New Roman" w:cs="Times New Roman"/>
-              <w:color w:val="000000"/>
-            </w:rPr>
-            <w:t>, I. Gas Sorption, Diffusion, and Permeation in Poly(</w:t>
-          </w:r>
-          <w:proofErr w:type="spellStart"/>
-          <w:r>
-            <w:rPr>
-              <w:rFonts w:ascii="Times New Roman" w:eastAsia="Times New Roman" w:hAnsi="Times New Roman" w:cs="Times New Roman"/>
-              <w:color w:val="000000"/>
-            </w:rPr>
-            <w:t>Dimethylsiloxane</w:t>
-          </w:r>
-          <w:proofErr w:type="spellEnd"/>
-          <w:r>
-            <w:rPr>
-              <w:rFonts w:ascii="Times New Roman" w:eastAsia="Times New Roman" w:hAnsi="Times New Roman" w:cs="Times New Roman"/>
-              <w:color w:val="000000"/>
-            </w:rPr>
-            <w:t xml:space="preserve">). </w:t>
+            <w:t xml:space="preserve">Merkel, T. C.; Bondar, V. I.; Nagai, K.; Freeman, B. D.; Pinnau, I. Gas Sorption, Diffusion, and Permeation in Poly(Dimethylsiloxane). </w:t>
           </w:r>
           <w:r>
             <w:rPr>
@@ -10999,47 +9339,7 @@
               <w:iCs/>
               <w:color w:val="000000"/>
             </w:rPr>
-            <w:t xml:space="preserve">J. </w:t>
-          </w:r>
-          <w:proofErr w:type="spellStart"/>
-          <w:r>
-            <w:rPr>
-              <w:rFonts w:ascii="Times New Roman" w:eastAsia="Times New Roman" w:hAnsi="Times New Roman" w:cs="Times New Roman"/>
-              <w:i/>
-              <w:iCs/>
-              <w:color w:val="000000"/>
-            </w:rPr>
-            <w:t>Polym</w:t>
-          </w:r>
-          <w:proofErr w:type="spellEnd"/>
-          <w:r>
-            <w:rPr>
-              <w:rFonts w:ascii="Times New Roman" w:eastAsia="Times New Roman" w:hAnsi="Times New Roman" w:cs="Times New Roman"/>
-              <w:i/>
-              <w:iCs/>
-              <w:color w:val="000000"/>
-            </w:rPr>
-            <w:t xml:space="preserve">. Sci. B </w:t>
-          </w:r>
-          <w:proofErr w:type="spellStart"/>
-          <w:r>
-            <w:rPr>
-              <w:rFonts w:ascii="Times New Roman" w:eastAsia="Times New Roman" w:hAnsi="Times New Roman" w:cs="Times New Roman"/>
-              <w:i/>
-              <w:iCs/>
-              <w:color w:val="000000"/>
-            </w:rPr>
-            <w:t>Polym</w:t>
-          </w:r>
-          <w:proofErr w:type="spellEnd"/>
-          <w:r>
-            <w:rPr>
-              <w:rFonts w:ascii="Times New Roman" w:eastAsia="Times New Roman" w:hAnsi="Times New Roman" w:cs="Times New Roman"/>
-              <w:i/>
-              <w:iCs/>
-              <w:color w:val="000000"/>
-            </w:rPr>
-            <w:t>. Phys.</w:t>
+            <w:t>J. Polym. Sci. B Polym. Phys.</w:t>
           </w:r>
           <w:r>
             <w:rPr>
@@ -11113,27 +9413,7 @@
               <w:iCs/>
               <w:color w:val="000000"/>
             </w:rPr>
-            <w:t xml:space="preserve">Sep. </w:t>
-          </w:r>
-          <w:proofErr w:type="spellStart"/>
-          <w:r>
-            <w:rPr>
-              <w:rFonts w:ascii="Times New Roman" w:eastAsia="Times New Roman" w:hAnsi="Times New Roman" w:cs="Times New Roman"/>
-              <w:i/>
-              <w:iCs/>
-              <w:color w:val="000000"/>
-            </w:rPr>
-            <w:t>Purif</w:t>
-          </w:r>
-          <w:proofErr w:type="spellEnd"/>
-          <w:r>
-            <w:rPr>
-              <w:rFonts w:ascii="Times New Roman" w:eastAsia="Times New Roman" w:hAnsi="Times New Roman" w:cs="Times New Roman"/>
-              <w:i/>
-              <w:iCs/>
-              <w:color w:val="000000"/>
-            </w:rPr>
-            <w:t>. Technol.</w:t>
+            <w:t>Sep. Purif. Technol.</w:t>
           </w:r>
           <w:r>
             <w:rPr>
@@ -11314,55 +9594,7 @@
               <w:color w:val="000000"/>
             </w:rPr>
             <w:tab/>
-            <w:t xml:space="preserve">Fuoco, A.; </w:t>
-          </w:r>
-          <w:proofErr w:type="spellStart"/>
-          <w:r>
-            <w:rPr>
-              <w:rFonts w:ascii="Times New Roman" w:eastAsia="Times New Roman" w:hAnsi="Times New Roman" w:cs="Times New Roman"/>
-              <w:color w:val="000000"/>
-            </w:rPr>
-            <w:t>Satilmis</w:t>
-          </w:r>
-          <w:proofErr w:type="spellEnd"/>
-          <w:r>
-            <w:rPr>
-              <w:rFonts w:ascii="Times New Roman" w:eastAsia="Times New Roman" w:hAnsi="Times New Roman" w:cs="Times New Roman"/>
-              <w:color w:val="000000"/>
-            </w:rPr>
-            <w:t xml:space="preserve">, B.; Uyar, T.; Monteleone, M.; Esposito, E.; Muzzi, C.; Tocci, E.; Longo, M.; De Santo, M. P.; </w:t>
-          </w:r>
-          <w:proofErr w:type="spellStart"/>
-          <w:r>
-            <w:rPr>
-              <w:rFonts w:ascii="Times New Roman" w:eastAsia="Times New Roman" w:hAnsi="Times New Roman" w:cs="Times New Roman"/>
-              <w:color w:val="000000"/>
-            </w:rPr>
-            <w:t>Lanč</w:t>
-          </w:r>
-          <w:proofErr w:type="spellEnd"/>
-          <w:r>
-            <w:rPr>
-              <w:rFonts w:ascii="Times New Roman" w:eastAsia="Times New Roman" w:hAnsi="Times New Roman" w:cs="Times New Roman"/>
-              <w:color w:val="000000"/>
-            </w:rPr>
-            <w:t xml:space="preserve">, M.; Friess, K.; </w:t>
-          </w:r>
-          <w:proofErr w:type="spellStart"/>
-          <w:r>
-            <w:rPr>
-              <w:rFonts w:ascii="Times New Roman" w:eastAsia="Times New Roman" w:hAnsi="Times New Roman" w:cs="Times New Roman"/>
-              <w:color w:val="000000"/>
-            </w:rPr>
-            <w:t>Vopička</w:t>
-          </w:r>
-          <w:proofErr w:type="spellEnd"/>
-          <w:r>
-            <w:rPr>
-              <w:rFonts w:ascii="Times New Roman" w:eastAsia="Times New Roman" w:hAnsi="Times New Roman" w:cs="Times New Roman"/>
-              <w:color w:val="000000"/>
-            </w:rPr>
-            <w:t xml:space="preserve">, O.; Izák, P.; Jansen, J. C. Comparison of Pure and Mixed Gas Permeation of the Highly Fluorinated Polymer of Intrinsic Microporosity PIM-2 under Dry and Humid Conditions: Experiment and Modelling. </w:t>
+            <w:t xml:space="preserve">Fuoco, A.; Satilmis, B.; Uyar, T.; Monteleone, M.; Esposito, E.; Muzzi, C.; Tocci, E.; Longo, M.; De Santo, M. P.; Lanč, M.; Friess, K.; Vopička, O.; Izák, P.; Jansen, J. C. Comparison of Pure and Mixed Gas Permeation of the Highly Fluorinated Polymer of Intrinsic Microporosity PIM-2 under Dry and Humid Conditions: Experiment and Modelling. </w:t>
           </w:r>
           <w:r>
             <w:rPr>
@@ -11371,27 +9603,7 @@
               <w:iCs/>
               <w:color w:val="000000"/>
             </w:rPr>
-            <w:t xml:space="preserve">J. </w:t>
-          </w:r>
-          <w:proofErr w:type="spellStart"/>
-          <w:r>
-            <w:rPr>
-              <w:rFonts w:ascii="Times New Roman" w:eastAsia="Times New Roman" w:hAnsi="Times New Roman" w:cs="Times New Roman"/>
-              <w:i/>
-              <w:iCs/>
-              <w:color w:val="000000"/>
-            </w:rPr>
-            <w:t>Memb</w:t>
-          </w:r>
-          <w:proofErr w:type="spellEnd"/>
-          <w:r>
-            <w:rPr>
-              <w:rFonts w:ascii="Times New Roman" w:eastAsia="Times New Roman" w:hAnsi="Times New Roman" w:cs="Times New Roman"/>
-              <w:i/>
-              <w:iCs/>
-              <w:color w:val="000000"/>
-            </w:rPr>
-            <w:t>. Sci.</w:t>
+            <w:t>J. Memb. Sci.</w:t>
           </w:r>
           <w:r>
             <w:rPr>
@@ -12407,6 +10619,7 @@
   <w:style w:type="character" w:default="1" w:styleId="DefaultParagraphFont">
     <w:name w:val="Default Paragraph Font"/>
     <w:uiPriority w:val="1"/>
+    <w:semiHidden/>
     <w:unhideWhenUsed/>
   </w:style>
   <w:style w:type="table" w:default="1" w:styleId="TableNormal">
@@ -12928,6 +11141,7 @@
     <w:rsid w:val="00365E17"/>
     <w:rsid w:val="0049471C"/>
     <w:rsid w:val="00667233"/>
+    <w:rsid w:val="006711DA"/>
     <w:rsid w:val="00891B19"/>
     <w:rsid w:val="009066A1"/>
     <w:rsid w:val="009231B7"/>

--- a/MANUSCRIPTS-PUBLICATIONS/PIM-Fx Manuscript_draft.docx
+++ b/MANUSCRIPTS-PUBLICATIONS/PIM-Fx Manuscript_draft.docx
@@ -100,7 +100,6 @@
       <w:r>
         <w:rPr>
           <w:rFonts w:ascii="Times New Roman" w:hAnsi="Times New Roman" w:cs="Times New Roman"/>
-          <w:highlight w:val="yellow"/>
         </w:rPr>
         <w:t>* Corresponding author: rguo@nd.edu</w:t>
       </w:r>
@@ -5611,10 +5610,10 @@
             <v:path o:extrusionok="f" gradientshapeok="t" o:connecttype="rect"/>
             <o:lock v:ext="edit" aspectratio="t"/>
           </v:shapetype>
-          <v:shape id="_x0000_i1025" type="#_x0000_t75" style="width:361.1pt;height:255.8pt" o:ole="">
+          <v:shape id="_x0000_i1025" type="#_x0000_t75" style="width:361.2pt;height:255.6pt" o:ole="">
             <v:imagedata r:id="rId9" o:title=""/>
           </v:shape>
-          <o:OLEObject Type="Embed" ProgID="Origin95.Graph" ShapeID="_x0000_i1025" DrawAspect="Content" ObjectID="_1852118881" r:id="rId10"/>
+          <o:OLEObject Type="Embed" ProgID="Origin95.Graph" ShapeID="_x0000_i1025" DrawAspect="Content" ObjectID="_1852124637" r:id="rId10"/>
         </w:object>
       </w:r>
     </w:p>
@@ -11147,6 +11146,7 @@
     <w:rsid w:val="009231B7"/>
     <w:rsid w:val="00A6673B"/>
     <w:rsid w:val="00C032E1"/>
+    <w:rsid w:val="00C25FF0"/>
     <w:rsid w:val="00C54DCC"/>
     <w:rsid w:val="00EC4F4F"/>
   </w:rsids>
